--- a/4.Docker/Docker Notes.docx
+++ b/4.Docker/Docker Notes.docx
@@ -2050,6 +2050,9 @@
     </w:p>
     <w:p>
       <w:r>
+        <w:rPr>
+          <w:noProof/>
+        </w:rPr>
         <w:lastRenderedPageBreak/>
         <w:drawing>
           <wp:inline distT="0" distB="0" distL="0" distR="0" wp14:anchorId="28568CE9" wp14:editId="0B8998AE">
@@ -2755,6 +2758,9 @@
     </w:p>
     <w:p>
       <w:r>
+        <w:rPr>
+          <w:noProof/>
+        </w:rPr>
         <w:lastRenderedPageBreak/>
         <w:drawing>
           <wp:inline distT="0" distB="0" distL="0" distR="0" wp14:anchorId="1B689971" wp14:editId="1B00A163">
@@ -3281,6 +3287,9 @@
     </w:p>
     <w:p>
       <w:r>
+        <w:rPr>
+          <w:noProof/>
+        </w:rPr>
         <w:lastRenderedPageBreak/>
         <w:drawing>
           <wp:inline distT="0" distB="0" distL="0" distR="0" wp14:anchorId="16D352E1" wp14:editId="7517A4B0">
@@ -5278,6 +5287,5389 @@
         <w:t>.</w:t>
       </w:r>
     </w:p>
+    <w:p>
+      <w:r>
+        <w:br/>
+      </w:r>
+      <w:r>
+        <w:br/>
+      </w:r>
+      <w:r>
+        <w:rPr>
+          <w:rFonts w:ascii="Nirmala UI" w:hAnsi="Nirmala UI" w:cs="Nirmala UI"/>
+        </w:rPr>
+        <w:t>हो</w:t>
+      </w:r>
+      <w:r>
+        <w:t xml:space="preserve">. </w:t>
+      </w:r>
+      <w:r>
+        <w:rPr>
+          <w:rFonts w:ascii="Nirmala UI" w:hAnsi="Nirmala UI" w:cs="Nirmala UI"/>
+        </w:rPr>
+        <w:t>हे</w:t>
+      </w:r>
+      <w:r>
+        <w:t xml:space="preserve"> </w:t>
+      </w:r>
+      <w:r>
+        <w:rPr>
+          <w:rFonts w:ascii="Nirmala UI" w:hAnsi="Nirmala UI" w:cs="Nirmala UI"/>
+        </w:rPr>
+        <w:t>तुझ्या</w:t>
+      </w:r>
+      <w:r>
+        <w:t xml:space="preserve"> </w:t>
+      </w:r>
+      <w:r>
+        <w:rPr>
+          <w:b/>
+          <w:bCs/>
+        </w:rPr>
+        <w:t>Docker Day 2 notes</w:t>
+      </w:r>
+      <w:r>
+        <w:t xml:space="preserve"> </w:t>
+      </w:r>
+      <w:r>
+        <w:rPr>
+          <w:rFonts w:ascii="Nirmala UI" w:hAnsi="Nirmala UI" w:cs="Nirmala UI"/>
+        </w:rPr>
+        <w:t>आहेत</w:t>
+      </w:r>
+      <w:r>
+        <w:t xml:space="preserve">. </w:t>
+      </w:r>
+      <w:r>
+        <w:rPr>
+          <w:rFonts w:ascii="Nirmala UI" w:hAnsi="Nirmala UI" w:cs="Nirmala UI"/>
+        </w:rPr>
+        <w:t>मी</w:t>
+      </w:r>
+      <w:r>
+        <w:t xml:space="preserve"> Sir </w:t>
+      </w:r>
+      <w:r>
+        <w:rPr>
+          <w:rFonts w:ascii="Nirmala UI" w:hAnsi="Nirmala UI" w:cs="Nirmala UI"/>
+        </w:rPr>
+        <w:t>ने</w:t>
+      </w:r>
+      <w:r>
+        <w:t xml:space="preserve"> </w:t>
+      </w:r>
+      <w:r>
+        <w:rPr>
+          <w:rFonts w:ascii="Nirmala UI" w:hAnsi="Nirmala UI" w:cs="Nirmala UI"/>
+        </w:rPr>
+        <w:t>दिलेले</w:t>
+      </w:r>
+      <w:r>
+        <w:t xml:space="preserve"> </w:t>
+      </w:r>
+      <w:r>
+        <w:rPr>
+          <w:rFonts w:ascii="Nirmala UI" w:hAnsi="Nirmala UI" w:cs="Nirmala UI"/>
+        </w:rPr>
+        <w:t>सर्व</w:t>
+      </w:r>
+      <w:r>
+        <w:t xml:space="preserve"> points </w:t>
+      </w:r>
+      <w:r>
+        <w:rPr>
+          <w:rFonts w:ascii="Nirmala UI" w:hAnsi="Nirmala UI" w:cs="Nirmala UI"/>
+        </w:rPr>
+        <w:t>ठेवले</w:t>
+      </w:r>
+      <w:r>
+        <w:t xml:space="preserve"> </w:t>
+      </w:r>
+      <w:r>
+        <w:rPr>
+          <w:rFonts w:ascii="Nirmala UI" w:hAnsi="Nirmala UI" w:cs="Nirmala UI"/>
+        </w:rPr>
+        <w:t>आहेत</w:t>
+      </w:r>
+      <w:r>
+        <w:t xml:space="preserve">, </w:t>
+      </w:r>
+      <w:r>
+        <w:rPr>
+          <w:rFonts w:ascii="Nirmala UI" w:hAnsi="Nirmala UI" w:cs="Nirmala UI"/>
+        </w:rPr>
+        <w:t>पण</w:t>
+      </w:r>
+      <w:r>
+        <w:t xml:space="preserve"> grammar, command descriptions </w:t>
+      </w:r>
+      <w:r>
+        <w:rPr>
+          <w:rFonts w:ascii="Nirmala UI" w:hAnsi="Nirmala UI" w:cs="Nirmala UI"/>
+        </w:rPr>
+        <w:t>आणि</w:t>
+      </w:r>
+      <w:r>
+        <w:t xml:space="preserve"> </w:t>
+      </w:r>
+      <w:r>
+        <w:rPr>
+          <w:rFonts w:ascii="Nirmala UI" w:hAnsi="Nirmala UI" w:cs="Nirmala UI"/>
+        </w:rPr>
+        <w:t>काही</w:t>
+      </w:r>
+      <w:r>
+        <w:t xml:space="preserve"> technical inaccuracies correct </w:t>
+      </w:r>
+      <w:r>
+        <w:rPr>
+          <w:rFonts w:ascii="Nirmala UI" w:hAnsi="Nirmala UI" w:cs="Nirmala UI"/>
+        </w:rPr>
+        <w:t>केल्या</w:t>
+      </w:r>
+      <w:r>
+        <w:t xml:space="preserve"> </w:t>
+      </w:r>
+      <w:r>
+        <w:rPr>
+          <w:rFonts w:ascii="Nirmala UI" w:hAnsi="Nirmala UI" w:cs="Nirmala UI"/>
+        </w:rPr>
+        <w:t>आहेत</w:t>
+      </w:r>
+      <w:r>
+        <w:t xml:space="preserve">. Unnecessary topics add </w:t>
+      </w:r>
+      <w:r>
+        <w:rPr>
+          <w:rFonts w:ascii="Nirmala UI" w:hAnsi="Nirmala UI" w:cs="Nirmala UI"/>
+        </w:rPr>
+        <w:t>केलेले</w:t>
+      </w:r>
+      <w:r>
+        <w:t xml:space="preserve"> </w:t>
+      </w:r>
+      <w:r>
+        <w:rPr>
+          <w:rFonts w:ascii="Nirmala UI" w:hAnsi="Nirmala UI" w:cs="Nirmala UI"/>
+        </w:rPr>
+        <w:t>नाहीत</w:t>
+      </w:r>
+      <w:r>
+        <w:t>.</w:t>
+      </w:r>
+    </w:p>
+    <w:p>
+      <w:pPr>
+        <w:rPr>
+          <w:b/>
+          <w:bCs/>
+        </w:rPr>
+      </w:pPr>
+      <w:r>
+        <w:rPr>
+          <w:b/>
+          <w:bCs/>
+        </w:rPr>
+        <w:t>DOCKER NOTES</w:t>
+      </w:r>
+    </w:p>
+    <w:p>
+      <w:pPr>
+        <w:rPr>
+          <w:b/>
+          <w:bCs/>
+        </w:rPr>
+      </w:pPr>
+      <w:r>
+        <w:rPr>
+          <w:b/>
+          <w:bCs/>
+        </w:rPr>
+        <w:t>Day 2: Docker Installation, Commands, Containers &amp; Dockerfile</w:t>
+      </w:r>
+    </w:p>
+    <w:p>
+      <w:r>
+        <w:pict w14:anchorId="2E8AACE9">
+          <v:rect id="_x0000_i1331" style="width:0;height:1.5pt" o:hralign="center" o:hrstd="t" o:hr="t" fillcolor="#a0a0a0" stroked="f"/>
+        </w:pict>
+      </w:r>
+    </w:p>
+    <w:p>
+      <w:pPr>
+        <w:rPr>
+          <w:b/>
+          <w:bCs/>
+        </w:rPr>
+      </w:pPr>
+      <w:r>
+        <w:rPr>
+          <w:b/>
+          <w:bCs/>
+        </w:rPr>
+        <w:t>1. Docker Installation on Amazon Linux 2023</w:t>
+      </w:r>
+    </w:p>
+    <w:p>
+      <w:pPr>
+        <w:rPr>
+          <w:b/>
+          <w:bCs/>
+        </w:rPr>
+      </w:pPr>
+      <w:r>
+        <w:rPr>
+          <w:b/>
+          <w:bCs/>
+        </w:rPr>
+        <w:t>Step 1: Launch EC2</w:t>
+      </w:r>
+    </w:p>
+    <w:p>
+      <w:r>
+        <w:t xml:space="preserve">Launch an </w:t>
+      </w:r>
+      <w:r>
+        <w:rPr>
+          <w:b/>
+          <w:bCs/>
+        </w:rPr>
+        <w:t>Amazon Linux 2023 EC2 instance</w:t>
+      </w:r>
+      <w:r>
+        <w:t xml:space="preserve"> and connect to it using SSH.</w:t>
+      </w:r>
+    </w:p>
+    <w:p>
+      <w:pPr>
+        <w:rPr>
+          <w:b/>
+          <w:bCs/>
+        </w:rPr>
+      </w:pPr>
+      <w:r>
+        <w:rPr>
+          <w:b/>
+          <w:bCs/>
+        </w:rPr>
+        <w:t>Step 2: Install Docker</w:t>
+      </w:r>
+    </w:p>
+    <w:p>
+      <w:r>
+        <w:t>sudo yum install docker -y</w:t>
+      </w:r>
+    </w:p>
+    <w:p>
+      <w:r>
+        <w:t>On Amazon Linux 2023, yum works as a compatibility command for dnf.</w:t>
+      </w:r>
+    </w:p>
+    <w:p>
+      <w:pPr>
+        <w:rPr>
+          <w:b/>
+          <w:bCs/>
+        </w:rPr>
+      </w:pPr>
+      <w:r>
+        <w:rPr>
+          <w:b/>
+          <w:bCs/>
+        </w:rPr>
+        <w:t>Step 3: Start Docker</w:t>
+      </w:r>
+    </w:p>
+    <w:p>
+      <w:r>
+        <w:t>sudo systemctl start docker</w:t>
+      </w:r>
+    </w:p>
+    <w:p>
+      <w:pPr>
+        <w:rPr>
+          <w:b/>
+          <w:bCs/>
+        </w:rPr>
+      </w:pPr>
+      <w:r>
+        <w:rPr>
+          <w:b/>
+          <w:bCs/>
+        </w:rPr>
+        <w:t>Step 4: Check Docker Service</w:t>
+      </w:r>
+    </w:p>
+    <w:p>
+      <w:r>
+        <w:t>sudo systemctl status docker</w:t>
+      </w:r>
+    </w:p>
+    <w:p>
+      <w:pPr>
+        <w:rPr>
+          <w:b/>
+          <w:bCs/>
+        </w:rPr>
+      </w:pPr>
+      <w:r>
+        <w:rPr>
+          <w:b/>
+          <w:bCs/>
+        </w:rPr>
+        <w:t>Step 5: Check Docker Version</w:t>
+      </w:r>
+    </w:p>
+    <w:p>
+      <w:r>
+        <w:t>docker -v</w:t>
+      </w:r>
+    </w:p>
+    <w:p>
+      <w:pPr>
+        <w:rPr>
+          <w:b/>
+          <w:bCs/>
+        </w:rPr>
+      </w:pPr>
+      <w:r>
+        <w:rPr>
+          <w:b/>
+          <w:bCs/>
+        </w:rPr>
+        <w:t>Optional: Start Docker automatically after reboot</w:t>
+      </w:r>
+    </w:p>
+    <w:p>
+      <w:r>
+        <w:lastRenderedPageBreak/>
+        <w:t>sudo systemctl enable docker</w:t>
+      </w:r>
+    </w:p>
+    <w:p>
+      <w:r>
+        <w:pict w14:anchorId="19182849">
+          <v:rect id="_x0000_i1332" style="width:0;height:1.5pt" o:hralign="center" o:hrstd="t" o:hr="t" fillcolor="#a0a0a0" stroked="f"/>
+        </w:pict>
+      </w:r>
+    </w:p>
+    <w:p>
+      <w:pPr>
+        <w:rPr>
+          <w:b/>
+          <w:bCs/>
+        </w:rPr>
+      </w:pPr>
+      <w:r>
+        <w:rPr>
+          <w:b/>
+          <w:bCs/>
+        </w:rPr>
+        <w:t>2. Basic Docker Commands</w:t>
+      </w:r>
+    </w:p>
+    <w:p>
+      <w:pPr>
+        <w:rPr>
+          <w:b/>
+          <w:bCs/>
+        </w:rPr>
+      </w:pPr>
+      <w:r>
+        <w:rPr>
+          <w:b/>
+          <w:bCs/>
+        </w:rPr>
+        <w:t>List Docker Images</w:t>
+      </w:r>
+    </w:p>
+    <w:p>
+      <w:r>
+        <w:t>docker images</w:t>
+      </w:r>
+    </w:p>
+    <w:p>
+      <w:r>
+        <w:t>Shows locally available Docker images.</w:t>
+      </w:r>
+    </w:p>
+    <w:p>
+      <w:pPr>
+        <w:rPr>
+          <w:b/>
+          <w:bCs/>
+        </w:rPr>
+      </w:pPr>
+      <w:r>
+        <w:rPr>
+          <w:b/>
+          <w:bCs/>
+        </w:rPr>
+        <w:t>List Running Containers</w:t>
+      </w:r>
+    </w:p>
+    <w:p>
+      <w:r>
+        <w:t>docker ps</w:t>
+      </w:r>
+    </w:p>
+    <w:p>
+      <w:r>
+        <w:t>Shows only currently running containers.</w:t>
+      </w:r>
+    </w:p>
+    <w:p>
+      <w:pPr>
+        <w:rPr>
+          <w:b/>
+          <w:bCs/>
+        </w:rPr>
+      </w:pPr>
+      <w:r>
+        <w:rPr>
+          <w:b/>
+          <w:bCs/>
+        </w:rPr>
+        <w:t>List All Containers</w:t>
+      </w:r>
+    </w:p>
+    <w:p>
+      <w:r>
+        <w:t>docker ps -a</w:t>
+      </w:r>
+    </w:p>
+    <w:p>
+      <w:r>
+        <w:t>Shows both running and stopped containers.</w:t>
+      </w:r>
+    </w:p>
+    <w:p>
+      <w:r>
+        <w:pict w14:anchorId="4ECE307E">
+          <v:rect id="_x0000_i1333" style="width:0;height:1.5pt" o:hralign="center" o:hrstd="t" o:hr="t" fillcolor="#a0a0a0" stroked="f"/>
+        </w:pict>
+      </w:r>
+    </w:p>
+    <w:p>
+      <w:pPr>
+        <w:rPr>
+          <w:b/>
+          <w:bCs/>
+        </w:rPr>
+      </w:pPr>
+      <w:r>
+        <w:rPr>
+          <w:b/>
+          <w:bCs/>
+        </w:rPr>
+        <w:t>3. Getting Docker Images</w:t>
+      </w:r>
+    </w:p>
+    <w:p>
+      <w:r>
+        <w:t>There are two common ways to get an image:</w:t>
+      </w:r>
+    </w:p>
+    <w:p>
+      <w:pPr>
+        <w:rPr>
+          <w:b/>
+          <w:bCs/>
+        </w:rPr>
+      </w:pPr>
+      <w:r>
+        <w:rPr>
+          <w:b/>
+          <w:bCs/>
+        </w:rPr>
+        <w:t>Method 1: Pull an existing image</w:t>
+      </w:r>
+    </w:p>
+    <w:p>
+      <w:r>
+        <w:t>Pull an image from a Docker Registry such as Docker Hub.</w:t>
+      </w:r>
+    </w:p>
+    <w:p>
+      <w:r>
+        <w:t>docker pull ubuntu</w:t>
+      </w:r>
+    </w:p>
+    <w:p>
+      <w:r>
+        <w:t>docker pull amazonlinux</w:t>
+      </w:r>
+    </w:p>
+    <w:p>
+      <w:pPr>
+        <w:rPr>
+          <w:b/>
+          <w:bCs/>
+        </w:rPr>
+      </w:pPr>
+      <w:r>
+        <w:rPr>
+          <w:b/>
+          <w:bCs/>
+        </w:rPr>
+        <w:t>Method 2: Build your own image</w:t>
+      </w:r>
+    </w:p>
+    <w:p>
+      <w:r>
+        <w:t>Create a Dockerfile and build an image using:</w:t>
+      </w:r>
+    </w:p>
+    <w:p>
+      <w:r>
+        <w:t>docker build</w:t>
+      </w:r>
+    </w:p>
+    <w:p>
+      <w:r>
+        <w:pict w14:anchorId="57271F8C">
+          <v:rect id="_x0000_i1334" style="width:0;height:1.5pt" o:hralign="center" o:hrstd="t" o:hr="t" fillcolor="#a0a0a0" stroked="f"/>
+        </w:pict>
+      </w:r>
+    </w:p>
+    <w:p>
+      <w:pPr>
+        <w:rPr>
+          <w:b/>
+          <w:bCs/>
+        </w:rPr>
+      </w:pPr>
+      <w:r>
+        <w:rPr>
+          <w:b/>
+          <w:bCs/>
+        </w:rPr>
+        <w:t>4. Docker Image Layers</w:t>
+      </w:r>
+    </w:p>
+    <w:p>
+      <w:r>
+        <w:t>A Docker Image consists of multiple layers stacked on top of each other.</w:t>
+      </w:r>
+    </w:p>
+    <w:p>
+      <w:r>
+        <w:t>Each layer represents a set of filesystem changes.</w:t>
+      </w:r>
+    </w:p>
+    <w:p>
+      <w:r>
+        <w:lastRenderedPageBreak/>
+        <w:t>For example:</w:t>
+      </w:r>
+    </w:p>
+    <w:p>
+      <w:r>
+        <w:t>Application Layer</w:t>
+      </w:r>
+    </w:p>
+    <w:p>
+      <w:r>
+        <w:t xml:space="preserve">        ↓</w:t>
+      </w:r>
+    </w:p>
+    <w:p>
+      <w:r>
+        <w:t>Dependency Layer</w:t>
+      </w:r>
+    </w:p>
+    <w:p>
+      <w:r>
+        <w:t xml:space="preserve">        ↓</w:t>
+      </w:r>
+    </w:p>
+    <w:p>
+      <w:r>
+        <w:t>Package Layer</w:t>
+      </w:r>
+    </w:p>
+    <w:p>
+      <w:r>
+        <w:t xml:space="preserve">        ↓</w:t>
+      </w:r>
+    </w:p>
+    <w:p>
+      <w:r>
+        <w:t>Base Image Layer</w:t>
+      </w:r>
+    </w:p>
+    <w:p>
+      <w:pPr>
+        <w:rPr>
+          <w:b/>
+          <w:bCs/>
+        </w:rPr>
+      </w:pPr>
+      <w:r>
+        <w:rPr>
+          <w:b/>
+          <w:bCs/>
+        </w:rPr>
+        <w:t>Advantages</w:t>
+      </w:r>
+    </w:p>
+    <w:p>
+      <w:pPr>
+        <w:numPr>
+          <w:ilvl w:val="0"/>
+          <w:numId w:val="23"/>
+        </w:numPr>
+      </w:pPr>
+      <w:r>
+        <w:t>Layers can be reused.</w:t>
+      </w:r>
+    </w:p>
+    <w:p>
+      <w:pPr>
+        <w:numPr>
+          <w:ilvl w:val="0"/>
+          <w:numId w:val="23"/>
+        </w:numPr>
+      </w:pPr>
+      <w:r>
+        <w:t>Saves storage space.</w:t>
+      </w:r>
+    </w:p>
+    <w:p>
+      <w:pPr>
+        <w:numPr>
+          <w:ilvl w:val="0"/>
+          <w:numId w:val="23"/>
+        </w:numPr>
+      </w:pPr>
+      <w:r>
+        <w:t>Makes image builds more efficient.</w:t>
+      </w:r>
+    </w:p>
+    <w:p>
+      <w:pPr>
+        <w:numPr>
+          <w:ilvl w:val="0"/>
+          <w:numId w:val="23"/>
+        </w:numPr>
+      </w:pPr>
+      <w:r>
+        <w:t>Docker can use cached layers during builds.</w:t>
+      </w:r>
+    </w:p>
+    <w:p>
+      <w:r>
+        <w:pict w14:anchorId="12F22C88">
+          <v:rect id="_x0000_i1335" style="width:0;height:1.5pt" o:hralign="center" o:hrstd="t" o:hr="t" fillcolor="#a0a0a0" stroked="f"/>
+        </w:pict>
+      </w:r>
+    </w:p>
+    <w:p>
+      <w:pPr>
+        <w:rPr>
+          <w:b/>
+          <w:bCs/>
+        </w:rPr>
+      </w:pPr>
+      <w:r>
+        <w:rPr>
+          <w:b/>
+          <w:bCs/>
+        </w:rPr>
+        <w:t>5. Creating a Container</w:t>
+      </w:r>
+    </w:p>
+    <w:p>
+      <w:r>
+        <w:t>First pull the image:</w:t>
+      </w:r>
+    </w:p>
+    <w:p>
+      <w:r>
+        <w:t>docker pull amazonlinux</w:t>
+      </w:r>
+    </w:p>
+    <w:p>
+      <w:r>
+        <w:t>Create and start a container interactively:</w:t>
+      </w:r>
+    </w:p>
+    <w:p>
+      <w:r>
+        <w:t>docker run -it --name amazonlinuxcontainer amazonlinux</w:t>
+      </w:r>
+    </w:p>
+    <w:p>
+      <w:pPr>
+        <w:rPr>
+          <w:b/>
+          <w:bCs/>
+        </w:rPr>
+      </w:pPr>
+      <w:r>
+        <w:rPr>
+          <w:b/>
+          <w:bCs/>
+        </w:rPr>
+        <w:t>Meaning</w:t>
+      </w:r>
+    </w:p>
+    <w:p>
+      <w:r>
+        <w:t>docker run</w:t>
+      </w:r>
+    </w:p>
+    <w:p>
+      <w:r>
+        <w:t xml:space="preserve">    ↓</w:t>
+      </w:r>
+    </w:p>
+    <w:p>
+      <w:r>
+        <w:t>Create + Start container</w:t>
+      </w:r>
+    </w:p>
+    <w:p/>
+    <w:p>
+      <w:r>
+        <w:t>-it</w:t>
+      </w:r>
+    </w:p>
+    <w:p>
+      <w:r>
+        <w:t xml:space="preserve">    ↓</w:t>
+      </w:r>
+    </w:p>
+    <w:p>
+      <w:r>
+        <w:lastRenderedPageBreak/>
+        <w:t>Interactive terminal + TTY</w:t>
+      </w:r>
+    </w:p>
+    <w:p/>
+    <w:p>
+      <w:r>
+        <w:t>--name amazonlinuxcontainer</w:t>
+      </w:r>
+    </w:p>
+    <w:p>
+      <w:r>
+        <w:t xml:space="preserve">    ↓</w:t>
+      </w:r>
+    </w:p>
+    <w:p>
+      <w:r>
+        <w:t>Container name</w:t>
+      </w:r>
+    </w:p>
+    <w:p/>
+    <w:p>
+      <w:r>
+        <w:t>amazonlinux</w:t>
+      </w:r>
+    </w:p>
+    <w:p>
+      <w:r>
+        <w:t xml:space="preserve">    ↓</w:t>
+      </w:r>
+    </w:p>
+    <w:p>
+      <w:r>
+        <w:t>Image name</w:t>
+      </w:r>
+    </w:p>
+    <w:p>
+      <w:r>
+        <w:t>Once inside the container:</w:t>
+      </w:r>
+    </w:p>
+    <w:p>
+      <w:r>
+        <w:t>ls</w:t>
+      </w:r>
+    </w:p>
+    <w:p>
+      <w:r>
+        <w:t>Install packages:</w:t>
+      </w:r>
+    </w:p>
+    <w:p>
+      <w:r>
+        <w:t>yum install git maven tree httpd -y</w:t>
+      </w:r>
+    </w:p>
+    <w:p>
+      <w:r>
+        <w:t>Check versions:</w:t>
+      </w:r>
+    </w:p>
+    <w:p>
+      <w:r>
+        <w:t>git --version</w:t>
+      </w:r>
+    </w:p>
+    <w:p>
+      <w:r>
+        <w:t>mvn --version</w:t>
+      </w:r>
+    </w:p>
+    <w:p>
+      <w:r>
+        <w:t>Create files:</w:t>
+      </w:r>
+    </w:p>
+    <w:p>
+      <w:r>
+        <w:t>touch file{1..10}</w:t>
+      </w:r>
+    </w:p>
+    <w:p>
+      <w:r>
+        <w:pict w14:anchorId="6FA31BBE">
+          <v:rect id="_x0000_i1336" style="width:0;height:1.5pt" o:hralign="center" o:hrstd="t" o:hr="t" fillcolor="#a0a0a0" stroked="f"/>
+        </w:pict>
+      </w:r>
+    </w:p>
+    <w:p>
+      <w:pPr>
+        <w:rPr>
+          <w:b/>
+          <w:bCs/>
+        </w:rPr>
+      </w:pPr>
+      <w:r>
+        <w:rPr>
+          <w:b/>
+          <w:bCs/>
+        </w:rPr>
+        <w:t>6. Exiting a Container Without Stopping It</w:t>
+      </w:r>
+    </w:p>
+    <w:p>
+      <w:r>
+        <w:t>Use:</w:t>
+      </w:r>
+    </w:p>
+    <w:p>
+      <w:r>
+        <w:t>Ctrl + P</w:t>
+      </w:r>
+    </w:p>
+    <w:p>
+      <w:r>
+        <w:t>Ctrl + Q</w:t>
+      </w:r>
+    </w:p>
+    <w:p>
+      <w:r>
+        <w:t>This detaches from the container while keeping the container running.</w:t>
+      </w:r>
+    </w:p>
+    <w:p>
+      <w:r>
+        <w:t>Check:</w:t>
+      </w:r>
+    </w:p>
+    <w:p>
+      <w:r>
+        <w:t>docker ps</w:t>
+      </w:r>
+    </w:p>
+    <w:p>
+      <w:r>
+        <w:lastRenderedPageBreak/>
+        <w:pict w14:anchorId="5F6C4D05">
+          <v:rect id="_x0000_i1337" style="width:0;height:1.5pt" o:hralign="center" o:hrstd="t" o:hr="t" fillcolor="#a0a0a0" stroked="f"/>
+        </w:pict>
+      </w:r>
+    </w:p>
+    <w:p>
+      <w:pPr>
+        <w:rPr>
+          <w:b/>
+          <w:bCs/>
+        </w:rPr>
+      </w:pPr>
+      <w:r>
+        <w:rPr>
+          <w:b/>
+          <w:bCs/>
+        </w:rPr>
+        <w:t>7. Running a Container in Detached Mode</w:t>
+      </w:r>
+    </w:p>
+    <w:p>
+      <w:r>
+        <w:t>If you don't want to enter the container immediately:</w:t>
+      </w:r>
+    </w:p>
+    <w:p>
+      <w:r>
+        <w:t>docker run -it -d --name ubuntucontainer ubuntu</w:t>
+      </w:r>
+    </w:p>
+    <w:p>
+      <w:pPr>
+        <w:rPr>
+          <w:b/>
+          <w:bCs/>
+        </w:rPr>
+      </w:pPr>
+      <w:r>
+        <w:rPr>
+          <w:b/>
+          <w:bCs/>
+        </w:rPr>
+        <w:t>-d</w:t>
+      </w:r>
+    </w:p>
+    <w:p>
+      <w:r>
+        <w:t xml:space="preserve">Runs the container in </w:t>
+      </w:r>
+      <w:r>
+        <w:rPr>
+          <w:b/>
+          <w:bCs/>
+        </w:rPr>
+        <w:t>detached mode</w:t>
+      </w:r>
+      <w:r>
+        <w:t>.</w:t>
+      </w:r>
+    </w:p>
+    <w:p>
+      <w:r>
+        <w:t>Check running containers:</w:t>
+      </w:r>
+    </w:p>
+    <w:p>
+      <w:r>
+        <w:t>docker ps</w:t>
+      </w:r>
+    </w:p>
+    <w:p>
+      <w:r>
+        <w:t>Check all containers:</w:t>
+      </w:r>
+    </w:p>
+    <w:p>
+      <w:r>
+        <w:t>docker ps -a</w:t>
+      </w:r>
+    </w:p>
+    <w:p>
+      <w:r>
+        <w:pict w14:anchorId="58D3A28A">
+          <v:rect id="_x0000_i1338" style="width:0;height:1.5pt" o:hralign="center" o:hrstd="t" o:hr="t" fillcolor="#a0a0a0" stroked="f"/>
+        </w:pict>
+      </w:r>
+    </w:p>
+    <w:p>
+      <w:pPr>
+        <w:rPr>
+          <w:b/>
+          <w:bCs/>
+        </w:rPr>
+      </w:pPr>
+      <w:r>
+        <w:rPr>
+          <w:b/>
+          <w:bCs/>
+        </w:rPr>
+        <w:t>8. Docker Attach</w:t>
+      </w:r>
+    </w:p>
+    <w:p>
+      <w:r>
+        <w:t xml:space="preserve">docker attach connects your terminal to the </w:t>
+      </w:r>
+      <w:r>
+        <w:rPr>
+          <w:b/>
+          <w:bCs/>
+        </w:rPr>
+        <w:t>main process</w:t>
+      </w:r>
+      <w:r>
+        <w:t xml:space="preserve"> of a running container.</w:t>
+      </w:r>
+    </w:p>
+    <w:p>
+      <w:r>
+        <w:t>Syntax:</w:t>
+      </w:r>
+    </w:p>
+    <w:p>
+      <w:r>
+        <w:t>docker attach &lt;container&gt;</w:t>
+      </w:r>
+    </w:p>
+    <w:p>
+      <w:r>
+        <w:t>Example:</w:t>
+      </w:r>
+    </w:p>
+    <w:p>
+      <w:r>
+        <w:t>docker attach ubuntucontainer</w:t>
+      </w:r>
+    </w:p>
+    <w:p>
+      <w:r>
+        <w:t>or:</w:t>
+      </w:r>
+    </w:p>
+    <w:p>
+      <w:r>
+        <w:t>docker attach 1275f407dc04</w:t>
+      </w:r>
+    </w:p>
+    <w:p>
+      <w:r>
+        <w:t>Once inside:</w:t>
+      </w:r>
+    </w:p>
+    <w:p>
+      <w:r>
+        <w:t>apt update</w:t>
+      </w:r>
+    </w:p>
+    <w:p>
+      <w:r>
+        <w:t>apt install nginx -y</w:t>
+      </w:r>
+    </w:p>
+    <w:p>
+      <w:r>
+        <w:t>To detach without stopping:</w:t>
+      </w:r>
+    </w:p>
+    <w:p>
+      <w:r>
+        <w:t>Ctrl + P</w:t>
+      </w:r>
+    </w:p>
+    <w:p>
+      <w:r>
+        <w:t>Ctrl + Q</w:t>
+      </w:r>
+    </w:p>
+    <w:p>
+      <w:pPr>
+        <w:rPr>
+          <w:b/>
+          <w:bCs/>
+        </w:rPr>
+      </w:pPr>
+      <w:r>
+        <w:rPr>
+          <w:b/>
+          <w:bCs/>
+        </w:rPr>
+        <w:t>Important</w:t>
+      </w:r>
+    </w:p>
+    <w:p>
+      <w:r>
+        <w:lastRenderedPageBreak/>
+        <w:t>docker attach connects to the container's existing main process, usually PID 1.</w:t>
+      </w:r>
+    </w:p>
+    <w:p>
+      <w:r>
+        <w:t>If you use:</w:t>
+      </w:r>
+    </w:p>
+    <w:p>
+      <w:r>
+        <w:t>exit</w:t>
+      </w:r>
+    </w:p>
+    <w:p>
+      <w:r>
+        <w:t>the main process can terminate, causing the container to stop.</w:t>
+      </w:r>
+    </w:p>
+    <w:p>
+      <w:r>
+        <w:pict w14:anchorId="4A0F6D49">
+          <v:rect id="_x0000_i1339" style="width:0;height:1.5pt" o:hralign="center" o:hrstd="t" o:hr="t" fillcolor="#a0a0a0" stroked="f"/>
+        </w:pict>
+      </w:r>
+    </w:p>
+    <w:p>
+      <w:pPr>
+        <w:rPr>
+          <w:b/>
+          <w:bCs/>
+        </w:rPr>
+      </w:pPr>
+      <w:r>
+        <w:rPr>
+          <w:b/>
+          <w:bCs/>
+        </w:rPr>
+        <w:t>9. Docker Exec</w:t>
+      </w:r>
+    </w:p>
+    <w:p>
+      <w:r>
+        <w:t xml:space="preserve">docker exec runs a </w:t>
+      </w:r>
+      <w:r>
+        <w:rPr>
+          <w:b/>
+          <w:bCs/>
+        </w:rPr>
+        <w:t>new command/process inside an already running container</w:t>
+      </w:r>
+      <w:r>
+        <w:t>.</w:t>
+      </w:r>
+    </w:p>
+    <w:p>
+      <w:r>
+        <w:t>Syntax:</w:t>
+      </w:r>
+    </w:p>
+    <w:p>
+      <w:r>
+        <w:t>docker exec -it &lt;container&gt; /bin/bash</w:t>
+      </w:r>
+    </w:p>
+    <w:p>
+      <w:r>
+        <w:t>Example:</w:t>
+      </w:r>
+    </w:p>
+    <w:p>
+      <w:r>
+        <w:t>docker exec -it 1275f407dc04 /bin/bash</w:t>
+      </w:r>
+    </w:p>
+    <w:p>
+      <w:r>
+        <w:t>Inside the container:</w:t>
+      </w:r>
+    </w:p>
+    <w:p>
+      <w:r>
+        <w:t>apt update</w:t>
+      </w:r>
+    </w:p>
+    <w:p>
+      <w:r>
+        <w:t>apt install git -y</w:t>
+      </w:r>
+    </w:p>
+    <w:p>
+      <w:r>
+        <w:t>apt install apache2 -y</w:t>
+      </w:r>
+    </w:p>
+    <w:p>
+      <w:r>
+        <w:t>service apache2 start</w:t>
+      </w:r>
+    </w:p>
+    <w:p>
+      <w:r>
+        <w:t>service apache2 status</w:t>
+      </w:r>
+    </w:p>
+    <w:p>
+      <w:r>
+        <w:t>Exit:</w:t>
+      </w:r>
+    </w:p>
+    <w:p>
+      <w:r>
+        <w:t>exit</w:t>
+      </w:r>
+    </w:p>
+    <w:p>
+      <w:r>
+        <w:t>The container's main process continues running, so the container normally remains running.</w:t>
+      </w:r>
+    </w:p>
+    <w:p>
+      <w:pPr>
+        <w:rPr>
+          <w:b/>
+          <w:bCs/>
+        </w:rPr>
+      </w:pPr>
+      <w:r>
+        <w:rPr>
+          <w:b/>
+          <w:bCs/>
+        </w:rPr>
+        <w:t>Attach vs Exec</w:t>
+      </w:r>
+    </w:p>
+    <w:tbl>
+      <w:tblPr>
+        <w:tblW w:w="0" w:type="auto"/>
+        <w:tblCellSpacing w:w="15" w:type="dxa"/>
+        <w:tblCellMar>
+          <w:top w:w="15" w:type="dxa"/>
+          <w:left w:w="15" w:type="dxa"/>
+          <w:bottom w:w="15" w:type="dxa"/>
+          <w:right w:w="15" w:type="dxa"/>
+        </w:tblCellMar>
+        <w:tblLook w:val="04A0" w:firstRow="1" w:lastRow="0" w:firstColumn="1" w:lastColumn="0" w:noHBand="0" w:noVBand="1"/>
+      </w:tblPr>
+      <w:tblGrid>
+        <w:gridCol w:w="3865"/>
+        <w:gridCol w:w="4183"/>
+      </w:tblGrid>
+      <w:tr>
+        <w:trPr>
+          <w:tblHeader/>
+          <w:tblCellSpacing w:w="15" w:type="dxa"/>
+        </w:trPr>
+        <w:tc>
+          <w:tcPr>
+            <w:tcW w:w="0" w:type="auto"/>
+            <w:vAlign w:val="center"/>
+            <w:hideMark/>
+          </w:tcPr>
+          <w:p>
+            <w:pPr>
+              <w:rPr>
+                <w:b/>
+                <w:bCs/>
+              </w:rPr>
+            </w:pPr>
+            <w:r>
+              <w:rPr>
+                <w:b/>
+                <w:bCs/>
+              </w:rPr>
+              <w:t>docker attach</w:t>
+            </w:r>
+          </w:p>
+        </w:tc>
+        <w:tc>
+          <w:tcPr>
+            <w:tcW w:w="0" w:type="auto"/>
+            <w:vAlign w:val="center"/>
+            <w:hideMark/>
+          </w:tcPr>
+          <w:p>
+            <w:pPr>
+              <w:rPr>
+                <w:b/>
+                <w:bCs/>
+              </w:rPr>
+            </w:pPr>
+            <w:r>
+              <w:rPr>
+                <w:b/>
+                <w:bCs/>
+              </w:rPr>
+              <w:t>docker exec</w:t>
+            </w:r>
+          </w:p>
+        </w:tc>
+      </w:tr>
+      <w:tr>
+        <w:trPr>
+          <w:tblCellSpacing w:w="15" w:type="dxa"/>
+        </w:trPr>
+        <w:tc>
+          <w:tcPr>
+            <w:tcW w:w="0" w:type="auto"/>
+            <w:vAlign w:val="center"/>
+            <w:hideMark/>
+          </w:tcPr>
+          <w:p>
+            <w:r>
+              <w:t>Connects to existing main process</w:t>
+            </w:r>
+          </w:p>
+        </w:tc>
+        <w:tc>
+          <w:tcPr>
+            <w:tcW w:w="0" w:type="auto"/>
+            <w:vAlign w:val="center"/>
+            <w:hideMark/>
+          </w:tcPr>
+          <w:p>
+            <w:r>
+              <w:t>Starts a new process</w:t>
+            </w:r>
+          </w:p>
+        </w:tc>
+      </w:tr>
+      <w:tr>
+        <w:trPr>
+          <w:tblCellSpacing w:w="15" w:type="dxa"/>
+        </w:trPr>
+        <w:tc>
+          <w:tcPr>
+            <w:tcW w:w="0" w:type="auto"/>
+            <w:vAlign w:val="center"/>
+            <w:hideMark/>
+          </w:tcPr>
+          <w:p>
+            <w:r>
+              <w:t>Works with container's main process</w:t>
+            </w:r>
+          </w:p>
+        </w:tc>
+        <w:tc>
+          <w:tcPr>
+            <w:tcW w:w="0" w:type="auto"/>
+            <w:vAlign w:val="center"/>
+            <w:hideMark/>
+          </w:tcPr>
+          <w:p>
+            <w:r>
+              <w:t>Runs an additional command</w:t>
+            </w:r>
+          </w:p>
+        </w:tc>
+      </w:tr>
+      <w:tr>
+        <w:trPr>
+          <w:tblCellSpacing w:w="15" w:type="dxa"/>
+        </w:trPr>
+        <w:tc>
+          <w:tcPr>
+            <w:tcW w:w="0" w:type="auto"/>
+            <w:vAlign w:val="center"/>
+            <w:hideMark/>
+          </w:tcPr>
+          <w:p>
+            <w:r>
+              <w:lastRenderedPageBreak/>
+              <w:t>Can affect the main process</w:t>
+            </w:r>
+          </w:p>
+        </w:tc>
+        <w:tc>
+          <w:tcPr>
+            <w:tcW w:w="0" w:type="auto"/>
+            <w:vAlign w:val="center"/>
+            <w:hideMark/>
+          </w:tcPr>
+          <w:p>
+            <w:r>
+              <w:t>Does not replace main process</w:t>
+            </w:r>
+          </w:p>
+        </w:tc>
+      </w:tr>
+      <w:tr>
+        <w:trPr>
+          <w:tblCellSpacing w:w="15" w:type="dxa"/>
+        </w:trPr>
+        <w:tc>
+          <w:tcPr>
+            <w:tcW w:w="0" w:type="auto"/>
+            <w:vAlign w:val="center"/>
+            <w:hideMark/>
+          </w:tcPr>
+          <w:p>
+            <w:r>
+              <w:t>Less flexible</w:t>
+            </w:r>
+          </w:p>
+        </w:tc>
+        <w:tc>
+          <w:tcPr>
+            <w:tcW w:w="0" w:type="auto"/>
+            <w:vAlign w:val="center"/>
+            <w:hideMark/>
+          </w:tcPr>
+          <w:p>
+            <w:r>
+              <w:t>Preferred for interactive troubleshooting</w:t>
+            </w:r>
+          </w:p>
+        </w:tc>
+      </w:tr>
+      <w:tr>
+        <w:trPr>
+          <w:tblCellSpacing w:w="15" w:type="dxa"/>
+        </w:trPr>
+        <w:tc>
+          <w:tcPr>
+            <w:tcW w:w="0" w:type="auto"/>
+            <w:vAlign w:val="center"/>
+            <w:hideMark/>
+          </w:tcPr>
+          <w:p>
+            <w:r>
+              <w:t>Ctrl+P Ctrl+Q can detach</w:t>
+            </w:r>
+          </w:p>
+        </w:tc>
+        <w:tc>
+          <w:tcPr>
+            <w:tcW w:w="0" w:type="auto"/>
+            <w:vAlign w:val="center"/>
+            <w:hideMark/>
+          </w:tcPr>
+          <w:p>
+            <w:r>
+              <w:t>exit exits the shell/process</w:t>
+            </w:r>
+          </w:p>
+        </w:tc>
+      </w:tr>
+    </w:tbl>
+    <w:p>
+      <w:pPr>
+        <w:rPr>
+          <w:b/>
+          <w:bCs/>
+        </w:rPr>
+      </w:pPr>
+      <w:r>
+        <w:rPr>
+          <w:b/>
+          <w:bCs/>
+        </w:rPr>
+        <w:t>Interview Point</w:t>
+      </w:r>
+    </w:p>
+    <w:p>
+      <w:r>
+        <w:rPr>
+          <w:b/>
+          <w:bCs/>
+        </w:rPr>
+        <w:t>docker attach connects to the main process, while docker exec starts a new process inside a running container.</w:t>
+      </w:r>
+    </w:p>
+    <w:p>
+      <w:r>
+        <w:pict w14:anchorId="4CE06B9A">
+          <v:rect id="_x0000_i1340" style="width:0;height:1.5pt" o:hralign="center" o:hrstd="t" o:hr="t" fillcolor="#a0a0a0" stroked="f"/>
+        </w:pict>
+      </w:r>
+    </w:p>
+    <w:p>
+      <w:pPr>
+        <w:rPr>
+          <w:b/>
+          <w:bCs/>
+        </w:rPr>
+      </w:pPr>
+      <w:r>
+        <w:rPr>
+          <w:b/>
+          <w:bCs/>
+        </w:rPr>
+        <w:t>10. Important Container Commands</w:t>
+      </w:r>
+    </w:p>
+    <w:tbl>
+      <w:tblPr>
+        <w:tblW w:w="0" w:type="auto"/>
+        <w:tblCellSpacing w:w="15" w:type="dxa"/>
+        <w:tblCellMar>
+          <w:top w:w="15" w:type="dxa"/>
+          <w:left w:w="15" w:type="dxa"/>
+          <w:bottom w:w="15" w:type="dxa"/>
+          <w:right w:w="15" w:type="dxa"/>
+        </w:tblCellMar>
+        <w:tblLook w:val="04A0" w:firstRow="1" w:lastRow="0" w:firstColumn="1" w:lastColumn="0" w:noHBand="0" w:noVBand="1"/>
+      </w:tblPr>
+      <w:tblGrid>
+        <w:gridCol w:w="3034"/>
+        <w:gridCol w:w="4048"/>
+      </w:tblGrid>
+      <w:tr>
+        <w:trPr>
+          <w:tblHeader/>
+          <w:tblCellSpacing w:w="15" w:type="dxa"/>
+        </w:trPr>
+        <w:tc>
+          <w:tcPr>
+            <w:tcW w:w="0" w:type="auto"/>
+            <w:vAlign w:val="center"/>
+            <w:hideMark/>
+          </w:tcPr>
+          <w:p>
+            <w:pPr>
+              <w:rPr>
+                <w:b/>
+                <w:bCs/>
+              </w:rPr>
+            </w:pPr>
+            <w:r>
+              <w:rPr>
+                <w:b/>
+                <w:bCs/>
+              </w:rPr>
+              <w:t>Command</w:t>
+            </w:r>
+          </w:p>
+        </w:tc>
+        <w:tc>
+          <w:tcPr>
+            <w:tcW w:w="0" w:type="auto"/>
+            <w:vAlign w:val="center"/>
+            <w:hideMark/>
+          </w:tcPr>
+          <w:p>
+            <w:pPr>
+              <w:rPr>
+                <w:b/>
+                <w:bCs/>
+              </w:rPr>
+            </w:pPr>
+            <w:r>
+              <w:rPr>
+                <w:b/>
+                <w:bCs/>
+              </w:rPr>
+              <w:t>Purpose</w:t>
+            </w:r>
+          </w:p>
+        </w:tc>
+      </w:tr>
+      <w:tr>
+        <w:trPr>
+          <w:tblCellSpacing w:w="15" w:type="dxa"/>
+        </w:trPr>
+        <w:tc>
+          <w:tcPr>
+            <w:tcW w:w="0" w:type="auto"/>
+            <w:vAlign w:val="center"/>
+            <w:hideMark/>
+          </w:tcPr>
+          <w:p>
+            <w:r>
+              <w:t>docker search ubuntu</w:t>
+            </w:r>
+          </w:p>
+        </w:tc>
+        <w:tc>
+          <w:tcPr>
+            <w:tcW w:w="0" w:type="auto"/>
+            <w:vAlign w:val="center"/>
+            <w:hideMark/>
+          </w:tcPr>
+          <w:p>
+            <w:r>
+              <w:t>Search Docker Hub for images</w:t>
+            </w:r>
+          </w:p>
+        </w:tc>
+      </w:tr>
+      <w:tr>
+        <w:trPr>
+          <w:tblCellSpacing w:w="15" w:type="dxa"/>
+        </w:trPr>
+        <w:tc>
+          <w:tcPr>
+            <w:tcW w:w="0" w:type="auto"/>
+            <w:vAlign w:val="center"/>
+            <w:hideMark/>
+          </w:tcPr>
+          <w:p>
+            <w:r>
+              <w:t>docker ps</w:t>
+            </w:r>
+          </w:p>
+        </w:tc>
+        <w:tc>
+          <w:tcPr>
+            <w:tcW w:w="0" w:type="auto"/>
+            <w:vAlign w:val="center"/>
+            <w:hideMark/>
+          </w:tcPr>
+          <w:p>
+            <w:r>
+              <w:t>List running containers</w:t>
+            </w:r>
+          </w:p>
+        </w:tc>
+      </w:tr>
+      <w:tr>
+        <w:trPr>
+          <w:tblCellSpacing w:w="15" w:type="dxa"/>
+        </w:trPr>
+        <w:tc>
+          <w:tcPr>
+            <w:tcW w:w="0" w:type="auto"/>
+            <w:vAlign w:val="center"/>
+            <w:hideMark/>
+          </w:tcPr>
+          <w:p>
+            <w:r>
+              <w:t>docker ps -a</w:t>
+            </w:r>
+          </w:p>
+        </w:tc>
+        <w:tc>
+          <w:tcPr>
+            <w:tcW w:w="0" w:type="auto"/>
+            <w:vAlign w:val="center"/>
+            <w:hideMark/>
+          </w:tcPr>
+          <w:p>
+            <w:r>
+              <w:t>List all containers</w:t>
+            </w:r>
+          </w:p>
+        </w:tc>
+      </w:tr>
+      <w:tr>
+        <w:trPr>
+          <w:tblCellSpacing w:w="15" w:type="dxa"/>
+        </w:trPr>
+        <w:tc>
+          <w:tcPr>
+            <w:tcW w:w="0" w:type="auto"/>
+            <w:vAlign w:val="center"/>
+            <w:hideMark/>
+          </w:tcPr>
+          <w:p>
+            <w:r>
+              <w:t>docker stop &lt;container&gt;</w:t>
+            </w:r>
+          </w:p>
+        </w:tc>
+        <w:tc>
+          <w:tcPr>
+            <w:tcW w:w="0" w:type="auto"/>
+            <w:vAlign w:val="center"/>
+            <w:hideMark/>
+          </w:tcPr>
+          <w:p>
+            <w:r>
+              <w:t>Gracefully stop a container</w:t>
+            </w:r>
+          </w:p>
+        </w:tc>
+      </w:tr>
+      <w:tr>
+        <w:trPr>
+          <w:tblCellSpacing w:w="15" w:type="dxa"/>
+        </w:trPr>
+        <w:tc>
+          <w:tcPr>
+            <w:tcW w:w="0" w:type="auto"/>
+            <w:vAlign w:val="center"/>
+            <w:hideMark/>
+          </w:tcPr>
+          <w:p>
+            <w:r>
+              <w:t>docker start &lt;container&gt;</w:t>
+            </w:r>
+          </w:p>
+        </w:tc>
+        <w:tc>
+          <w:tcPr>
+            <w:tcW w:w="0" w:type="auto"/>
+            <w:vAlign w:val="center"/>
+            <w:hideMark/>
+          </w:tcPr>
+          <w:p>
+            <w:r>
+              <w:t>Start a stopped container</w:t>
+            </w:r>
+          </w:p>
+        </w:tc>
+      </w:tr>
+      <w:tr>
+        <w:trPr>
+          <w:tblCellSpacing w:w="15" w:type="dxa"/>
+        </w:trPr>
+        <w:tc>
+          <w:tcPr>
+            <w:tcW w:w="0" w:type="auto"/>
+            <w:vAlign w:val="center"/>
+            <w:hideMark/>
+          </w:tcPr>
+          <w:p>
+            <w:r>
+              <w:t>docker restart &lt;container&gt;</w:t>
+            </w:r>
+          </w:p>
+        </w:tc>
+        <w:tc>
+          <w:tcPr>
+            <w:tcW w:w="0" w:type="auto"/>
+            <w:vAlign w:val="center"/>
+            <w:hideMark/>
+          </w:tcPr>
+          <w:p>
+            <w:r>
+              <w:t>Restart a container</w:t>
+            </w:r>
+          </w:p>
+        </w:tc>
+      </w:tr>
+      <w:tr>
+        <w:trPr>
+          <w:tblCellSpacing w:w="15" w:type="dxa"/>
+        </w:trPr>
+        <w:tc>
+          <w:tcPr>
+            <w:tcW w:w="0" w:type="auto"/>
+            <w:vAlign w:val="center"/>
+            <w:hideMark/>
+          </w:tcPr>
+          <w:p>
+            <w:r>
+              <w:t>docker pause &lt;container&gt;</w:t>
+            </w:r>
+          </w:p>
+        </w:tc>
+        <w:tc>
+          <w:tcPr>
+            <w:tcW w:w="0" w:type="auto"/>
+            <w:vAlign w:val="center"/>
+            <w:hideMark/>
+          </w:tcPr>
+          <w:p>
+            <w:r>
+              <w:t>Pause processes in a container</w:t>
+            </w:r>
+          </w:p>
+        </w:tc>
+      </w:tr>
+      <w:tr>
+        <w:trPr>
+          <w:tblCellSpacing w:w="15" w:type="dxa"/>
+        </w:trPr>
+        <w:tc>
+          <w:tcPr>
+            <w:tcW w:w="0" w:type="auto"/>
+            <w:vAlign w:val="center"/>
+            <w:hideMark/>
+          </w:tcPr>
+          <w:p>
+            <w:r>
+              <w:t>docker unpause &lt;container&gt;</w:t>
+            </w:r>
+          </w:p>
+        </w:tc>
+        <w:tc>
+          <w:tcPr>
+            <w:tcW w:w="0" w:type="auto"/>
+            <w:vAlign w:val="center"/>
+            <w:hideMark/>
+          </w:tcPr>
+          <w:p>
+            <w:r>
+              <w:t>Resume paused processes</w:t>
+            </w:r>
+          </w:p>
+        </w:tc>
+      </w:tr>
+      <w:tr>
+        <w:trPr>
+          <w:tblCellSpacing w:w="15" w:type="dxa"/>
+        </w:trPr>
+        <w:tc>
+          <w:tcPr>
+            <w:tcW w:w="0" w:type="auto"/>
+            <w:vAlign w:val="center"/>
+            <w:hideMark/>
+          </w:tcPr>
+          <w:p>
+            <w:r>
+              <w:t>docker attach &lt;container&gt;</w:t>
+            </w:r>
+          </w:p>
+        </w:tc>
+        <w:tc>
+          <w:tcPr>
+            <w:tcW w:w="0" w:type="auto"/>
+            <w:vAlign w:val="center"/>
+            <w:hideMark/>
+          </w:tcPr>
+          <w:p>
+            <w:r>
+              <w:t>Attach to main process</w:t>
+            </w:r>
+          </w:p>
+        </w:tc>
+      </w:tr>
+      <w:tr>
+        <w:trPr>
+          <w:tblCellSpacing w:w="15" w:type="dxa"/>
+        </w:trPr>
+        <w:tc>
+          <w:tcPr>
+            <w:tcW w:w="0" w:type="auto"/>
+            <w:vAlign w:val="center"/>
+            <w:hideMark/>
+          </w:tcPr>
+          <w:p>
+            <w:r>
+              <w:t>docker inspect &lt;container&gt;</w:t>
+            </w:r>
+          </w:p>
+        </w:tc>
+        <w:tc>
+          <w:tcPr>
+            <w:tcW w:w="0" w:type="auto"/>
+            <w:vAlign w:val="center"/>
+            <w:hideMark/>
+          </w:tcPr>
+          <w:p>
+            <w:r>
+              <w:t>Display detailed container information</w:t>
+            </w:r>
+          </w:p>
+        </w:tc>
+      </w:tr>
+      <w:tr>
+        <w:trPr>
+          <w:tblCellSpacing w:w="15" w:type="dxa"/>
+        </w:trPr>
+        <w:tc>
+          <w:tcPr>
+            <w:tcW w:w="0" w:type="auto"/>
+            <w:vAlign w:val="center"/>
+            <w:hideMark/>
+          </w:tcPr>
+          <w:p>
+            <w:r>
+              <w:t>docker kill &lt;container&gt;</w:t>
+            </w:r>
+          </w:p>
+        </w:tc>
+        <w:tc>
+          <w:tcPr>
+            <w:tcW w:w="0" w:type="auto"/>
+            <w:vAlign w:val="center"/>
+            <w:hideMark/>
+          </w:tcPr>
+          <w:p>
+            <w:r>
+              <w:t>Forcefully stop a container</w:t>
+            </w:r>
+          </w:p>
+        </w:tc>
+      </w:tr>
+      <w:tr>
+        <w:trPr>
+          <w:tblCellSpacing w:w="15" w:type="dxa"/>
+        </w:trPr>
+        <w:tc>
+          <w:tcPr>
+            <w:tcW w:w="0" w:type="auto"/>
+            <w:vAlign w:val="center"/>
+            <w:hideMark/>
+          </w:tcPr>
+          <w:p>
+            <w:r>
+              <w:t>docker rm &lt;container&gt;</w:t>
+            </w:r>
+          </w:p>
+        </w:tc>
+        <w:tc>
+          <w:tcPr>
+            <w:tcW w:w="0" w:type="auto"/>
+            <w:vAlign w:val="center"/>
+            <w:hideMark/>
+          </w:tcPr>
+          <w:p>
+            <w:r>
+              <w:t>Remove a stopped container</w:t>
+            </w:r>
+          </w:p>
+        </w:tc>
+      </w:tr>
+      <w:tr>
+        <w:trPr>
+          <w:tblCellSpacing w:w="15" w:type="dxa"/>
+        </w:trPr>
+        <w:tc>
+          <w:tcPr>
+            <w:tcW w:w="0" w:type="auto"/>
+            <w:vAlign w:val="center"/>
+            <w:hideMark/>
+          </w:tcPr>
+          <w:p>
+            <w:r>
+              <w:t>docker rm -f &lt;container&gt;</w:t>
+            </w:r>
+          </w:p>
+        </w:tc>
+        <w:tc>
+          <w:tcPr>
+            <w:tcW w:w="0" w:type="auto"/>
+            <w:vAlign w:val="center"/>
+            <w:hideMark/>
+          </w:tcPr>
+          <w:p>
+            <w:r>
+              <w:t>Forcefully remove a container</w:t>
+            </w:r>
+          </w:p>
+        </w:tc>
+      </w:tr>
+      <w:tr>
+        <w:trPr>
+          <w:tblCellSpacing w:w="15" w:type="dxa"/>
+        </w:trPr>
+        <w:tc>
+          <w:tcPr>
+            <w:tcW w:w="0" w:type="auto"/>
+            <w:vAlign w:val="center"/>
+            <w:hideMark/>
+          </w:tcPr>
+          <w:p>
+            <w:r>
+              <w:lastRenderedPageBreak/>
+              <w:t>docker logs &lt;container&gt;</w:t>
+            </w:r>
+          </w:p>
+        </w:tc>
+        <w:tc>
+          <w:tcPr>
+            <w:tcW w:w="0" w:type="auto"/>
+            <w:vAlign w:val="center"/>
+            <w:hideMark/>
+          </w:tcPr>
+          <w:p>
+            <w:r>
+              <w:t>View container logs</w:t>
+            </w:r>
+          </w:p>
+        </w:tc>
+      </w:tr>
+      <w:tr>
+        <w:trPr>
+          <w:tblCellSpacing w:w="15" w:type="dxa"/>
+        </w:trPr>
+        <w:tc>
+          <w:tcPr>
+            <w:tcW w:w="0" w:type="auto"/>
+            <w:vAlign w:val="center"/>
+            <w:hideMark/>
+          </w:tcPr>
+          <w:p>
+            <w:r>
+              <w:t>docker top &lt;container&gt;</w:t>
+            </w:r>
+          </w:p>
+        </w:tc>
+        <w:tc>
+          <w:tcPr>
+            <w:tcW w:w="0" w:type="auto"/>
+            <w:vAlign w:val="center"/>
+            <w:hideMark/>
+          </w:tcPr>
+          <w:p>
+            <w:r>
+              <w:t>Show processes running in a container</w:t>
+            </w:r>
+          </w:p>
+        </w:tc>
+      </w:tr>
+      <w:tr>
+        <w:trPr>
+          <w:tblCellSpacing w:w="15" w:type="dxa"/>
+        </w:trPr>
+        <w:tc>
+          <w:tcPr>
+            <w:tcW w:w="0" w:type="auto"/>
+            <w:vAlign w:val="center"/>
+            <w:hideMark/>
+          </w:tcPr>
+          <w:p>
+            <w:r>
+              <w:t>docker stats &lt;container&gt;</w:t>
+            </w:r>
+          </w:p>
+        </w:tc>
+        <w:tc>
+          <w:tcPr>
+            <w:tcW w:w="0" w:type="auto"/>
+            <w:vAlign w:val="center"/>
+            <w:hideMark/>
+          </w:tcPr>
+          <w:p>
+            <w:r>
+              <w:t>Show live resource usage</w:t>
+            </w:r>
+          </w:p>
+        </w:tc>
+      </w:tr>
+      <w:tr>
+        <w:trPr>
+          <w:tblCellSpacing w:w="15" w:type="dxa"/>
+        </w:trPr>
+        <w:tc>
+          <w:tcPr>
+            <w:tcW w:w="0" w:type="auto"/>
+            <w:vAlign w:val="center"/>
+            <w:hideMark/>
+          </w:tcPr>
+          <w:p>
+            <w:r>
+              <w:t>docker diff &lt;container&gt;</w:t>
+            </w:r>
+          </w:p>
+        </w:tc>
+        <w:tc>
+          <w:tcPr>
+            <w:tcW w:w="0" w:type="auto"/>
+            <w:vAlign w:val="center"/>
+            <w:hideMark/>
+          </w:tcPr>
+          <w:p>
+            <w:r>
+              <w:t>Show filesystem changes</w:t>
+            </w:r>
+          </w:p>
+        </w:tc>
+      </w:tr>
+    </w:tbl>
+    <w:p>
+      <w:r>
+        <w:pict w14:anchorId="588CC3DE">
+          <v:rect id="_x0000_i1341" style="width:0;height:1.5pt" o:hralign="center" o:hrstd="t" o:hr="t" fillcolor="#a0a0a0" stroked="f"/>
+        </w:pict>
+      </w:r>
+    </w:p>
+    <w:p>
+      <w:pPr>
+        <w:rPr>
+          <w:b/>
+          <w:bCs/>
+        </w:rPr>
+      </w:pPr>
+      <w:r>
+        <w:rPr>
+          <w:b/>
+          <w:bCs/>
+        </w:rPr>
+        <w:t>11. Stop vs Kill</w:t>
+      </w:r>
+    </w:p>
+    <w:p>
+      <w:pPr>
+        <w:rPr>
+          <w:b/>
+          <w:bCs/>
+        </w:rPr>
+      </w:pPr>
+      <w:r>
+        <w:rPr>
+          <w:b/>
+          <w:bCs/>
+        </w:rPr>
+        <w:t>docker stop</w:t>
+      </w:r>
+    </w:p>
+    <w:p>
+      <w:r>
+        <w:t>docker stop &lt;container&gt;</w:t>
+      </w:r>
+    </w:p>
+    <w:p>
+      <w:r>
+        <w:t>Docker sends a graceful termination signal to the main process and waits for the configured grace period before forcefully terminating it.</w:t>
+      </w:r>
+    </w:p>
+    <w:p>
+      <w:pPr>
+        <w:rPr>
+          <w:b/>
+          <w:bCs/>
+        </w:rPr>
+      </w:pPr>
+      <w:r>
+        <w:rPr>
+          <w:b/>
+          <w:bCs/>
+        </w:rPr>
+        <w:t>docker kill</w:t>
+      </w:r>
+    </w:p>
+    <w:p>
+      <w:r>
+        <w:t>docker kill &lt;container&gt;</w:t>
+      </w:r>
+    </w:p>
+    <w:p>
+      <w:r>
+        <w:t>Forcefully terminates the container's main process by default using SIGKILL.</w:t>
+      </w:r>
+    </w:p>
+    <w:p>
+      <w:pPr>
+        <w:rPr>
+          <w:b/>
+          <w:bCs/>
+        </w:rPr>
+      </w:pPr>
+      <w:r>
+        <w:rPr>
+          <w:b/>
+          <w:bCs/>
+        </w:rPr>
+        <w:t>Interview Difference</w:t>
+      </w:r>
+    </w:p>
+    <w:p>
+      <w:r>
+        <w:rPr>
+          <w:b/>
+          <w:bCs/>
+        </w:rPr>
+        <w:t>STOP = Graceful termination</w:t>
+      </w:r>
+    </w:p>
+    <w:p>
+      <w:r>
+        <w:rPr>
+          <w:b/>
+          <w:bCs/>
+        </w:rPr>
+        <w:t>KILL = Forceful termination</w:t>
+      </w:r>
+    </w:p>
+    <w:p>
+      <w:r>
+        <w:pict w14:anchorId="2B42FC15">
+          <v:rect id="_x0000_i1342" style="width:0;height:1.5pt" o:hralign="center" o:hrstd="t" o:hr="t" fillcolor="#a0a0a0" stroked="f"/>
+        </w:pict>
+      </w:r>
+    </w:p>
+    <w:p>
+      <w:pPr>
+        <w:rPr>
+          <w:b/>
+          <w:bCs/>
+        </w:rPr>
+      </w:pPr>
+      <w:r>
+        <w:rPr>
+          <w:b/>
+          <w:bCs/>
+        </w:rPr>
+        <w:t>12. Docker Copy</w:t>
+      </w:r>
+    </w:p>
+    <w:p>
+      <w:r>
+        <w:t>docker cp is used to copy files or directories between the host and a container.</w:t>
+      </w:r>
+    </w:p>
+    <w:p>
+      <w:pPr>
+        <w:rPr>
+          <w:b/>
+          <w:bCs/>
+        </w:rPr>
+      </w:pPr>
+      <w:r>
+        <w:rPr>
+          <w:b/>
+          <w:bCs/>
+        </w:rPr>
+        <w:t>Host → Container</w:t>
+      </w:r>
+    </w:p>
+    <w:p>
+      <w:r>
+        <w:t>docker cp hello.txt cont1:/tmp</w:t>
+      </w:r>
+    </w:p>
+    <w:p>
+      <w:pPr>
+        <w:rPr>
+          <w:b/>
+          <w:bCs/>
+        </w:rPr>
+      </w:pPr>
+      <w:r>
+        <w:rPr>
+          <w:b/>
+          <w:bCs/>
+        </w:rPr>
+        <w:t>Container → Host</w:t>
+      </w:r>
+    </w:p>
+    <w:p>
+      <w:r>
+        <w:t>docker cp cont1:/tmp/hello.txt .</w:t>
+      </w:r>
+    </w:p>
+    <w:p>
+      <w:r>
+        <w:pict w14:anchorId="43CD82B4">
+          <v:rect id="_x0000_i1343" style="width:0;height:1.5pt" o:hralign="center" o:hrstd="t" o:hr="t" fillcolor="#a0a0a0" stroked="f"/>
+        </w:pict>
+      </w:r>
+    </w:p>
+    <w:p>
+      <w:pPr>
+        <w:rPr>
+          <w:b/>
+          <w:bCs/>
+        </w:rPr>
+      </w:pPr>
+      <w:r>
+        <w:rPr>
+          <w:b/>
+          <w:bCs/>
+        </w:rPr>
+        <w:t>13. Docker Save and Load</w:t>
+      </w:r>
+    </w:p>
+    <w:p>
+      <w:r>
+        <w:lastRenderedPageBreak/>
+        <w:t>Docker images can be exported to a TAR file.</w:t>
+      </w:r>
+    </w:p>
+    <w:p>
+      <w:pPr>
+        <w:rPr>
+          <w:b/>
+          <w:bCs/>
+        </w:rPr>
+      </w:pPr>
+      <w:r>
+        <w:rPr>
+          <w:b/>
+          <w:bCs/>
+        </w:rPr>
+        <w:t>Save Image</w:t>
+      </w:r>
+    </w:p>
+    <w:p>
+      <w:r>
+        <w:t>docker save ubuntu &gt; ubuntu.tar</w:t>
+      </w:r>
+    </w:p>
+    <w:p>
+      <w:r>
+        <w:t>or:</w:t>
+      </w:r>
+    </w:p>
+    <w:p>
+      <w:r>
+        <w:t>docker save -o ubuntu.tar ubuntu</w:t>
+      </w:r>
+    </w:p>
+    <w:p>
+      <w:pPr>
+        <w:rPr>
+          <w:b/>
+          <w:bCs/>
+        </w:rPr>
+      </w:pPr>
+      <w:r>
+        <w:rPr>
+          <w:b/>
+          <w:bCs/>
+        </w:rPr>
+        <w:t>Load Image</w:t>
+      </w:r>
+    </w:p>
+    <w:p>
+      <w:r>
+        <w:t>docker load -i ubuntu.tar</w:t>
+      </w:r>
+    </w:p>
+    <w:p>
+      <w:r>
+        <w:t>This is useful for transferring Docker images between systems without pulling them from a registry.</w:t>
+      </w:r>
+    </w:p>
+    <w:p>
+      <w:r>
+        <w:pict w14:anchorId="3E1BFB66">
+          <v:rect id="_x0000_i1344" style="width:0;height:1.5pt" o:hralign="center" o:hrstd="t" o:hr="t" fillcolor="#a0a0a0" stroked="f"/>
+        </w:pict>
+      </w:r>
+    </w:p>
+    <w:p>
+      <w:pPr>
+        <w:rPr>
+          <w:b/>
+          <w:bCs/>
+        </w:rPr>
+      </w:pPr>
+      <w:r>
+        <w:rPr>
+          <w:b/>
+          <w:bCs/>
+        </w:rPr>
+        <w:t>14. Docker History</w:t>
+      </w:r>
+    </w:p>
+    <w:p>
+      <w:r>
+        <w:t>To see the layers/history of an image:</w:t>
+      </w:r>
+    </w:p>
+    <w:p>
+      <w:r>
+        <w:t>docker history ubuntu</w:t>
+      </w:r>
+    </w:p>
+    <w:p>
+      <w:r>
+        <w:t>It shows the commands/layers used to create the image.</w:t>
+      </w:r>
+    </w:p>
+    <w:p>
+      <w:r>
+        <w:pict w14:anchorId="528840E2">
+          <v:rect id="_x0000_i1345" style="width:0;height:1.5pt" o:hralign="center" o:hrstd="t" o:hr="t" fillcolor="#a0a0a0" stroked="f"/>
+        </w:pict>
+      </w:r>
+    </w:p>
+    <w:p>
+      <w:pPr>
+        <w:rPr>
+          <w:b/>
+          <w:bCs/>
+        </w:rPr>
+      </w:pPr>
+      <w:r>
+        <w:rPr>
+          <w:b/>
+          <w:bCs/>
+        </w:rPr>
+        <w:t>15. Remove Unused Images</w:t>
+      </w:r>
+    </w:p>
+    <w:p>
+      <w:r>
+        <w:t>docker image prune</w:t>
+      </w:r>
+    </w:p>
+    <w:p>
+      <w:r>
+        <w:t>Removes unused/dangling images.</w:t>
+      </w:r>
+    </w:p>
+    <w:p>
+      <w:r>
+        <w:pict w14:anchorId="502E0D38">
+          <v:rect id="_x0000_i1346" style="width:0;height:1.5pt" o:hralign="center" o:hrstd="t" o:hr="t" fillcolor="#a0a0a0" stroked="f"/>
+        </w:pict>
+      </w:r>
+    </w:p>
+    <w:p>
+      <w:pPr>
+        <w:rPr>
+          <w:b/>
+          <w:bCs/>
+        </w:rPr>
+      </w:pPr>
+      <w:r>
+        <w:rPr>
+          <w:b/>
+          <w:bCs/>
+        </w:rPr>
+        <w:t>16. Docker Pause and Unpause</w:t>
+      </w:r>
+    </w:p>
+    <w:p>
+      <w:pPr>
+        <w:rPr>
+          <w:b/>
+          <w:bCs/>
+        </w:rPr>
+      </w:pPr>
+      <w:r>
+        <w:rPr>
+          <w:b/>
+          <w:bCs/>
+        </w:rPr>
+        <w:t>Pause</w:t>
+      </w:r>
+    </w:p>
+    <w:p>
+      <w:r>
+        <w:t>docker pause testcontainer</w:t>
+      </w:r>
+    </w:p>
+    <w:p>
+      <w:r>
+        <w:t>Pauses processes inside the container.</w:t>
+      </w:r>
+    </w:p>
+    <w:p>
+      <w:pPr>
+        <w:rPr>
+          <w:b/>
+          <w:bCs/>
+        </w:rPr>
+      </w:pPr>
+      <w:r>
+        <w:rPr>
+          <w:b/>
+          <w:bCs/>
+        </w:rPr>
+        <w:t>Unpause</w:t>
+      </w:r>
+    </w:p>
+    <w:p>
+      <w:r>
+        <w:t>docker unpause testcontainer</w:t>
+      </w:r>
+    </w:p>
+    <w:p>
+      <w:r>
+        <w:t>Resumes the paused processes.</w:t>
+      </w:r>
+    </w:p>
+    <w:p>
+      <w:r>
+        <w:lastRenderedPageBreak/>
+        <w:pict w14:anchorId="11BE057F">
+          <v:rect id="_x0000_i1347" style="width:0;height:1.5pt" o:hralign="center" o:hrstd="t" o:hr="t" fillcolor="#a0a0a0" stroked="f"/>
+        </w:pict>
+      </w:r>
+    </w:p>
+    <w:p>
+      <w:pPr>
+        <w:rPr>
+          <w:b/>
+          <w:bCs/>
+        </w:rPr>
+      </w:pPr>
+      <w:r>
+        <w:rPr>
+          <w:b/>
+          <w:bCs/>
+        </w:rPr>
+        <w:t>17. Create Container Without Starting It</w:t>
+      </w:r>
+    </w:p>
+    <w:p>
+      <w:r>
+        <w:t>docker create -it ubuntu</w:t>
+      </w:r>
+    </w:p>
+    <w:p>
+      <w:r>
+        <w:t xml:space="preserve">docker create creates the container but </w:t>
+      </w:r>
+      <w:r>
+        <w:rPr>
+          <w:b/>
+          <w:bCs/>
+        </w:rPr>
+        <w:t>does not start it</w:t>
+      </w:r>
+      <w:r>
+        <w:t>.</w:t>
+      </w:r>
+    </w:p>
+    <w:p>
+      <w:r>
+        <w:t>Start it later using:</w:t>
+      </w:r>
+    </w:p>
+    <w:p>
+      <w:r>
+        <w:t>docker start &lt;container&gt;</w:t>
+      </w:r>
+    </w:p>
+    <w:p>
+      <w:pPr>
+        <w:rPr>
+          <w:b/>
+          <w:bCs/>
+        </w:rPr>
+      </w:pPr>
+      <w:r>
+        <w:rPr>
+          <w:b/>
+          <w:bCs/>
+        </w:rPr>
+        <w:t>docker create vs docker run</w:t>
+      </w:r>
+    </w:p>
+    <w:p>
+      <w:r>
+        <w:t>docker create</w:t>
+      </w:r>
+    </w:p>
+    <w:p>
+      <w:r>
+        <w:t xml:space="preserve">    ↓</w:t>
+      </w:r>
+    </w:p>
+    <w:p>
+      <w:r>
+        <w:t>Create container</w:t>
+      </w:r>
+    </w:p>
+    <w:p>
+      <w:r>
+        <w:t xml:space="preserve">    ↓</w:t>
+      </w:r>
+    </w:p>
+    <w:p>
+      <w:r>
+        <w:t>Container remains stopped</w:t>
+      </w:r>
+    </w:p>
+    <w:p>
+      <w:r>
+        <w:t>docker run</w:t>
+      </w:r>
+    </w:p>
+    <w:p>
+      <w:r>
+        <w:t xml:space="preserve">    ↓</w:t>
+      </w:r>
+    </w:p>
+    <w:p>
+      <w:r>
+        <w:t>Create container</w:t>
+      </w:r>
+    </w:p>
+    <w:p>
+      <w:r>
+        <w:t xml:space="preserve">    ↓</w:t>
+      </w:r>
+    </w:p>
+    <w:p>
+      <w:r>
+        <w:t>Start container</w:t>
+      </w:r>
+    </w:p>
+    <w:p>
+      <w:r>
+        <w:pict w14:anchorId="41E59F0C">
+          <v:rect id="_x0000_i1348" style="width:0;height:1.5pt" o:hralign="center" o:hrstd="t" o:hr="t" fillcolor="#a0a0a0" stroked="f"/>
+        </w:pict>
+      </w:r>
+    </w:p>
+    <w:p>
+      <w:pPr>
+        <w:rPr>
+          <w:b/>
+          <w:bCs/>
+        </w:rPr>
+      </w:pPr>
+      <w:r>
+        <w:rPr>
+          <w:b/>
+          <w:bCs/>
+        </w:rPr>
+        <w:t>18. Rename a Container</w:t>
+      </w:r>
+    </w:p>
+    <w:p>
+      <w:r>
+        <w:t>docker rename old-name new-name</w:t>
+      </w:r>
+    </w:p>
+    <w:p>
+      <w:r>
+        <w:t>Example:</w:t>
+      </w:r>
+    </w:p>
+    <w:p>
+      <w:r>
+        <w:t>docker rename ubuntucontainer myubuntu</w:t>
+      </w:r>
+    </w:p>
+    <w:p>
+      <w:r>
+        <w:pict w14:anchorId="211354E5">
+          <v:rect id="_x0000_i1349" style="width:0;height:1.5pt" o:hralign="center" o:hrstd="t" o:hr="t" fillcolor="#a0a0a0" stroked="f"/>
+        </w:pict>
+      </w:r>
+    </w:p>
+    <w:p>
+      <w:pPr>
+        <w:rPr>
+          <w:b/>
+          <w:bCs/>
+        </w:rPr>
+      </w:pPr>
+      <w:r>
+        <w:rPr>
+          <w:b/>
+          <w:bCs/>
+        </w:rPr>
+        <w:t>19. Docker Image</w:t>
+      </w:r>
+    </w:p>
+    <w:p>
+      <w:r>
+        <w:t xml:space="preserve">A Docker Image is a </w:t>
+      </w:r>
+      <w:r>
+        <w:rPr>
+          <w:b/>
+          <w:bCs/>
+        </w:rPr>
+        <w:t>read-only template</w:t>
+      </w:r>
+      <w:r>
+        <w:t xml:space="preserve"> used to create containers.</w:t>
+      </w:r>
+    </w:p>
+    <w:p>
+      <w:r>
+        <w:t>It contains the required components for an application, such as:</w:t>
+      </w:r>
+    </w:p>
+    <w:p>
+      <w:pPr>
+        <w:numPr>
+          <w:ilvl w:val="0"/>
+          <w:numId w:val="24"/>
+        </w:numPr>
+      </w:pPr>
+      <w:r>
+        <w:lastRenderedPageBreak/>
+        <w:t>Application code</w:t>
+      </w:r>
+    </w:p>
+    <w:p>
+      <w:pPr>
+        <w:numPr>
+          <w:ilvl w:val="0"/>
+          <w:numId w:val="24"/>
+        </w:numPr>
+      </w:pPr>
+      <w:r>
+        <w:t>Runtime</w:t>
+      </w:r>
+    </w:p>
+    <w:p>
+      <w:pPr>
+        <w:numPr>
+          <w:ilvl w:val="0"/>
+          <w:numId w:val="24"/>
+        </w:numPr>
+      </w:pPr>
+      <w:r>
+        <w:t>Libraries</w:t>
+      </w:r>
+    </w:p>
+    <w:p>
+      <w:pPr>
+        <w:numPr>
+          <w:ilvl w:val="0"/>
+          <w:numId w:val="24"/>
+        </w:numPr>
+      </w:pPr>
+      <w:r>
+        <w:t>Dependencies</w:t>
+      </w:r>
+    </w:p>
+    <w:p>
+      <w:pPr>
+        <w:numPr>
+          <w:ilvl w:val="0"/>
+          <w:numId w:val="24"/>
+        </w:numPr>
+      </w:pPr>
+      <w:r>
+        <w:t>Configuration</w:t>
+      </w:r>
+    </w:p>
+    <w:p>
+      <w:pPr>
+        <w:numPr>
+          <w:ilvl w:val="0"/>
+          <w:numId w:val="24"/>
+        </w:numPr>
+      </w:pPr>
+      <w:r>
+        <w:t>Required filesystem contents</w:t>
+      </w:r>
+    </w:p>
+    <w:p>
+      <w:r>
+        <w:t>Example:</w:t>
+      </w:r>
+    </w:p>
+    <w:p>
+      <w:r>
+        <w:t>Docker Image</w:t>
+      </w:r>
+    </w:p>
+    <w:p>
+      <w:r>
+        <w:t xml:space="preserve">     |</w:t>
+      </w:r>
+    </w:p>
+    <w:p>
+      <w:r>
+        <w:t xml:space="preserve">     +---- Container 1</w:t>
+      </w:r>
+    </w:p>
+    <w:p>
+      <w:r>
+        <w:t xml:space="preserve">     |</w:t>
+      </w:r>
+    </w:p>
+    <w:p>
+      <w:r>
+        <w:t xml:space="preserve">     +---- Container 2</w:t>
+      </w:r>
+    </w:p>
+    <w:p>
+      <w:r>
+        <w:t xml:space="preserve">     |</w:t>
+      </w:r>
+    </w:p>
+    <w:p>
+      <w:r>
+        <w:t xml:space="preserve">     +---- Container 3</w:t>
+      </w:r>
+    </w:p>
+    <w:p>
+      <w:r>
+        <w:t>A single image can be used to create multiple containers.</w:t>
+      </w:r>
+    </w:p>
+    <w:p>
+      <w:r>
+        <w:t xml:space="preserve">When a container runs, Docker adds a </w:t>
+      </w:r>
+      <w:r>
+        <w:rPr>
+          <w:b/>
+          <w:bCs/>
+        </w:rPr>
+        <w:t>writable container layer</w:t>
+      </w:r>
+      <w:r>
+        <w:t xml:space="preserve"> on top of the read-only image layers.</w:t>
+      </w:r>
+    </w:p>
+    <w:p>
+      <w:r>
+        <w:pict w14:anchorId="7DAC9E3E">
+          <v:rect id="_x0000_i1350" style="width:0;height:1.5pt" o:hralign="center" o:hrstd="t" o:hr="t" fillcolor="#a0a0a0" stroked="f"/>
+        </w:pict>
+      </w:r>
+    </w:p>
+    <w:p>
+      <w:pPr>
+        <w:rPr>
+          <w:b/>
+          <w:bCs/>
+        </w:rPr>
+      </w:pPr>
+      <w:r>
+        <w:rPr>
+          <w:b/>
+          <w:bCs/>
+        </w:rPr>
+        <w:t>20. Manual Image Creation Using docker commit</w:t>
+      </w:r>
+    </w:p>
+    <w:p>
+      <w:r>
+        <w:t>Suppose we need an Ubuntu container with Apache, Python and MySQL.</w:t>
+      </w:r>
+    </w:p>
+    <w:p>
+      <w:pPr>
+        <w:rPr>
+          <w:b/>
+          <w:bCs/>
+        </w:rPr>
+      </w:pPr>
+      <w:r>
+        <w:rPr>
+          <w:b/>
+          <w:bCs/>
+        </w:rPr>
+        <w:t>Step 1: Pull Ubuntu</w:t>
+      </w:r>
+    </w:p>
+    <w:p>
+      <w:r>
+        <w:t>docker pull ubuntu</w:t>
+      </w:r>
+    </w:p>
+    <w:p>
+      <w:pPr>
+        <w:rPr>
+          <w:b/>
+          <w:bCs/>
+        </w:rPr>
+      </w:pPr>
+      <w:r>
+        <w:rPr>
+          <w:b/>
+          <w:bCs/>
+        </w:rPr>
+        <w:t>Step 2: Create Container</w:t>
+      </w:r>
+    </w:p>
+    <w:p>
+      <w:r>
+        <w:t>docker run -it --name ubuntucontainer ubuntu</w:t>
+      </w:r>
+    </w:p>
+    <w:p>
+      <w:pPr>
+        <w:rPr>
+          <w:b/>
+          <w:bCs/>
+        </w:rPr>
+      </w:pPr>
+      <w:r>
+        <w:rPr>
+          <w:b/>
+          <w:bCs/>
+        </w:rPr>
+        <w:t>Step 3: Install Software</w:t>
+      </w:r>
+    </w:p>
+    <w:p>
+      <w:r>
+        <w:t>Inside the container:</w:t>
+      </w:r>
+    </w:p>
+    <w:p>
+      <w:r>
+        <w:lastRenderedPageBreak/>
+        <w:t>apt update -y</w:t>
+      </w:r>
+    </w:p>
+    <w:p>
+      <w:r>
+        <w:t>apt install apache2 python3 mysql-server -y</w:t>
+      </w:r>
+    </w:p>
+    <w:p>
+      <w:r>
+        <w:t>Detach:</w:t>
+      </w:r>
+    </w:p>
+    <w:p>
+      <w:r>
+        <w:t>Ctrl + P</w:t>
+      </w:r>
+    </w:p>
+    <w:p>
+      <w:r>
+        <w:t>Ctrl + Q</w:t>
+      </w:r>
+    </w:p>
+    <w:p>
+      <w:r>
+        <w:t>Now the container contains the installed software.</w:t>
+      </w:r>
+    </w:p>
+    <w:p>
+      <w:r>
+        <w:pict w14:anchorId="623FB48C">
+          <v:rect id="_x0000_i1351" style="width:0;height:1.5pt" o:hralign="center" o:hrstd="t" o:hr="t" fillcolor="#a0a0a0" stroked="f"/>
+        </w:pict>
+      </w:r>
+    </w:p>
+    <w:p>
+      <w:pPr>
+        <w:rPr>
+          <w:b/>
+          <w:bCs/>
+        </w:rPr>
+      </w:pPr>
+      <w:r>
+        <w:rPr>
+          <w:b/>
+          <w:bCs/>
+        </w:rPr>
+        <w:t>21. Create an Image from a Container</w:t>
+      </w:r>
+    </w:p>
+    <w:p>
+      <w:r>
+        <w:t>Use:</w:t>
+      </w:r>
+    </w:p>
+    <w:p>
+      <w:r>
+        <w:t>docker commit ubuntucontainer myimagewithapachenmysql</w:t>
+      </w:r>
+    </w:p>
+    <w:p>
+      <w:r>
+        <w:t>Check images:</w:t>
+      </w:r>
+    </w:p>
+    <w:p>
+      <w:r>
+        <w:t>docker images</w:t>
+      </w:r>
+    </w:p>
+    <w:p>
+      <w:r>
+        <w:t>Now we have:</w:t>
+      </w:r>
+    </w:p>
+    <w:p>
+      <w:r>
+        <w:t>Ubuntu Image</w:t>
+      </w:r>
+    </w:p>
+    <w:p>
+      <w:r>
+        <w:t xml:space="preserve">     ↓</w:t>
+      </w:r>
+    </w:p>
+    <w:p>
+      <w:r>
+        <w:t>Ubuntu Container</w:t>
+      </w:r>
+    </w:p>
+    <w:p>
+      <w:r>
+        <w:t xml:space="preserve">     ↓</w:t>
+      </w:r>
+    </w:p>
+    <w:p>
+      <w:r>
+        <w:t>Install Apache</w:t>
+      </w:r>
+    </w:p>
+    <w:p>
+      <w:r>
+        <w:t>Install Python</w:t>
+      </w:r>
+    </w:p>
+    <w:p>
+      <w:r>
+        <w:t>Install MySQL</w:t>
+      </w:r>
+    </w:p>
+    <w:p>
+      <w:r>
+        <w:t xml:space="preserve">     ↓</w:t>
+      </w:r>
+    </w:p>
+    <w:p>
+      <w:r>
+        <w:t>docker commit</w:t>
+      </w:r>
+    </w:p>
+    <w:p>
+      <w:r>
+        <w:t xml:space="preserve">     ↓</w:t>
+      </w:r>
+    </w:p>
+    <w:p>
+      <w:r>
+        <w:t>Custom Image</w:t>
+      </w:r>
+    </w:p>
+    <w:p>
+      <w:r>
+        <w:pict w14:anchorId="40FE3ACC">
+          <v:rect id="_x0000_i1352" style="width:0;height:1.5pt" o:hralign="center" o:hrstd="t" o:hr="t" fillcolor="#a0a0a0" stroked="f"/>
+        </w:pict>
+      </w:r>
+    </w:p>
+    <w:p>
+      <w:pPr>
+        <w:rPr>
+          <w:b/>
+          <w:bCs/>
+        </w:rPr>
+      </w:pPr>
+      <w:r>
+        <w:rPr>
+          <w:b/>
+          <w:bCs/>
+        </w:rPr>
+        <w:t>22. Create Container from Custom Image</w:t>
+      </w:r>
+    </w:p>
+    <w:p>
+      <w:r>
+        <w:lastRenderedPageBreak/>
+        <w:t>docker run -it -d \</w:t>
+      </w:r>
+    </w:p>
+    <w:p>
+      <w:r>
+        <w:t>--name mycontwithapachemysql \</w:t>
+      </w:r>
+    </w:p>
+    <w:p>
+      <w:r>
+        <w:t>myimagewithapachenmysql</w:t>
+      </w:r>
+    </w:p>
+    <w:p>
+      <w:r>
+        <w:t>Access it:</w:t>
+      </w:r>
+    </w:p>
+    <w:p>
+      <w:r>
+        <w:t>docker exec -it mycontwithapachemysql /bin/bash</w:t>
+      </w:r>
+    </w:p>
+    <w:p>
+      <w:r>
+        <w:t>Check MySQL:</w:t>
+      </w:r>
+    </w:p>
+    <w:p>
+      <w:r>
+        <w:t>mysql --version</w:t>
+      </w:r>
+    </w:p>
+    <w:p>
+      <w:pPr>
+        <w:rPr>
+          <w:b/>
+          <w:bCs/>
+        </w:rPr>
+      </w:pPr>
+      <w:r>
+        <w:rPr>
+          <w:b/>
+          <w:bCs/>
+        </w:rPr>
+        <w:t>Important</w:t>
+      </w:r>
+    </w:p>
+    <w:p>
+      <w:r>
+        <w:t xml:space="preserve">docker commit is useful for learning and creating snapshots, but </w:t>
+      </w:r>
+      <w:r>
+        <w:rPr>
+          <w:b/>
+          <w:bCs/>
+        </w:rPr>
+        <w:t>Dockerfile-based image creation is preferred for repeatable and maintainable builds</w:t>
+      </w:r>
+      <w:r>
+        <w:t>.</w:t>
+      </w:r>
+    </w:p>
+    <w:p>
+      <w:r>
+        <w:pict w14:anchorId="74227913">
+          <v:rect id="_x0000_i1353" style="width:0;height:1.5pt" o:hralign="center" o:hrstd="t" o:hr="t" fillcolor="#a0a0a0" stroked="f"/>
+        </w:pict>
+      </w:r>
+    </w:p>
+    <w:p>
+      <w:pPr>
+        <w:rPr>
+          <w:b/>
+          <w:bCs/>
+        </w:rPr>
+      </w:pPr>
+      <w:r>
+        <w:rPr>
+          <w:b/>
+          <w:bCs/>
+        </w:rPr>
+        <w:t>23. Ctrl + P + Q vs Ctrl + D</w:t>
+      </w:r>
+    </w:p>
+    <w:p>
+      <w:pPr>
+        <w:rPr>
+          <w:b/>
+          <w:bCs/>
+        </w:rPr>
+      </w:pPr>
+      <w:r>
+        <w:rPr>
+          <w:b/>
+          <w:bCs/>
+        </w:rPr>
+        <w:t>Ctrl + P + Q</w:t>
+      </w:r>
+    </w:p>
+    <w:p>
+      <w:r>
+        <w:t>Detaches from the container without stopping it.</w:t>
+      </w:r>
+    </w:p>
+    <w:p>
+      <w:r>
+        <w:t>Container → Still Running</w:t>
+      </w:r>
+    </w:p>
+    <w:p>
+      <w:pPr>
+        <w:rPr>
+          <w:b/>
+          <w:bCs/>
+        </w:rPr>
+      </w:pPr>
+      <w:r>
+        <w:rPr>
+          <w:b/>
+          <w:bCs/>
+        </w:rPr>
+        <w:t>Ctrl + D</w:t>
+      </w:r>
+    </w:p>
+    <w:p>
+      <w:r>
+        <w:t>Exits the current shell.</w:t>
+      </w:r>
+    </w:p>
+    <w:p>
+      <w:r>
+        <w:t>If that shell is the container's main process, the container will stop.</w:t>
+      </w:r>
+    </w:p>
+    <w:p>
+      <w:r>
+        <w:t>Container → Stopped</w:t>
+      </w:r>
+    </w:p>
+    <w:p>
+      <w:r>
+        <w:pict w14:anchorId="698BCD5A">
+          <v:rect id="_x0000_i1354" style="width:0;height:1.5pt" o:hralign="center" o:hrstd="t" o:hr="t" fillcolor="#a0a0a0" stroked="f"/>
+        </w:pict>
+      </w:r>
+    </w:p>
+    <w:p>
+      <w:pPr>
+        <w:rPr>
+          <w:b/>
+          <w:bCs/>
+        </w:rPr>
+      </w:pPr>
+      <w:r>
+        <w:rPr>
+          <w:b/>
+          <w:bCs/>
+        </w:rPr>
+        <w:t>24. Docker Cleanup</w:t>
+      </w:r>
+    </w:p>
+    <w:p>
+      <w:pPr>
+        <w:rPr>
+          <w:b/>
+          <w:bCs/>
+        </w:rPr>
+      </w:pPr>
+      <w:r>
+        <w:rPr>
+          <w:b/>
+          <w:bCs/>
+        </w:rPr>
+        <w:t>List all containers</w:t>
+      </w:r>
+    </w:p>
+    <w:p>
+      <w:r>
+        <w:t>docker ps -a</w:t>
+      </w:r>
+    </w:p>
+    <w:p>
+      <w:pPr>
+        <w:rPr>
+          <w:b/>
+          <w:bCs/>
+        </w:rPr>
+      </w:pPr>
+      <w:r>
+        <w:rPr>
+          <w:b/>
+          <w:bCs/>
+        </w:rPr>
+        <w:t>Get only Container IDs</w:t>
+      </w:r>
+    </w:p>
+    <w:p>
+      <w:r>
+        <w:t>docker ps -aq</w:t>
+      </w:r>
+    </w:p>
+    <w:p>
+      <w:pPr>
+        <w:rPr>
+          <w:b/>
+          <w:bCs/>
+        </w:rPr>
+      </w:pPr>
+      <w:r>
+        <w:rPr>
+          <w:b/>
+          <w:bCs/>
+        </w:rPr>
+        <w:t>Stop/Kill all containers</w:t>
+      </w:r>
+    </w:p>
+    <w:p>
+      <w:r>
+        <w:lastRenderedPageBreak/>
+        <w:t>For forceful stopping:</w:t>
+      </w:r>
+    </w:p>
+    <w:p>
+      <w:r>
+        <w:t>docker kill $(docker ps -aq)</w:t>
+      </w:r>
+    </w:p>
+    <w:p>
+      <w:r>
+        <w:t>Check:</w:t>
+      </w:r>
+    </w:p>
+    <w:p>
+      <w:r>
+        <w:t>docker ps -a</w:t>
+      </w:r>
+    </w:p>
+    <w:p>
+      <w:pPr>
+        <w:rPr>
+          <w:b/>
+          <w:bCs/>
+        </w:rPr>
+      </w:pPr>
+      <w:r>
+        <w:rPr>
+          <w:b/>
+          <w:bCs/>
+        </w:rPr>
+        <w:t>Remove all containers</w:t>
+      </w:r>
+    </w:p>
+    <w:p>
+      <w:r>
+        <w:t>docker rm $(docker ps -aq)</w:t>
+      </w:r>
+    </w:p>
+    <w:p>
+      <w:r>
+        <w:t>Check:</w:t>
+      </w:r>
+    </w:p>
+    <w:p>
+      <w:r>
+        <w:t>docker ps -a</w:t>
+      </w:r>
+    </w:p>
+    <w:p>
+      <w:r>
+        <w:pict w14:anchorId="3351F4DA">
+          <v:rect id="_x0000_i1355" style="width:0;height:1.5pt" o:hralign="center" o:hrstd="t" o:hr="t" fillcolor="#a0a0a0" stroked="f"/>
+        </w:pict>
+      </w:r>
+    </w:p>
+    <w:p>
+      <w:pPr>
+        <w:rPr>
+          <w:b/>
+          <w:bCs/>
+        </w:rPr>
+      </w:pPr>
+      <w:r>
+        <w:rPr>
+          <w:b/>
+          <w:bCs/>
+        </w:rPr>
+        <w:t>25. Remove All Images</w:t>
+      </w:r>
+    </w:p>
+    <w:p>
+      <w:r>
+        <w:t>Get image IDs:</w:t>
+      </w:r>
+    </w:p>
+    <w:p>
+      <w:r>
+        <w:t>docker images -q</w:t>
+      </w:r>
+    </w:p>
+    <w:p>
+      <w:r>
+        <w:t>Remove images:</w:t>
+      </w:r>
+    </w:p>
+    <w:p>
+      <w:r>
+        <w:t>docker rmi -f $(docker images -q)</w:t>
+      </w:r>
+    </w:p>
+    <w:p>
+      <w:r>
+        <w:t>Check:</w:t>
+      </w:r>
+    </w:p>
+    <w:p>
+      <w:r>
+        <w:t>docker images</w:t>
+      </w:r>
+    </w:p>
+    <w:p>
+      <w:r>
+        <w:t>Be careful with these commands because they can remove many containers/images at once.</w:t>
+      </w:r>
+    </w:p>
+    <w:p>
+      <w:r>
+        <w:pict w14:anchorId="6A2B0C09">
+          <v:rect id="_x0000_i1356" style="width:0;height:1.5pt" o:hralign="center" o:hrstd="t" o:hr="t" fillcolor="#a0a0a0" stroked="f"/>
+        </w:pict>
+      </w:r>
+    </w:p>
+    <w:p>
+      <w:pPr>
+        <w:rPr>
+          <w:b/>
+          <w:bCs/>
+        </w:rPr>
+      </w:pPr>
+      <w:r>
+        <w:rPr>
+          <w:b/>
+          <w:bCs/>
+        </w:rPr>
+        <w:t>26. Why Dockerfile?</w:t>
+      </w:r>
+    </w:p>
+    <w:p>
+      <w:r>
+        <w:t>Manually creating containers and installing software inside them is not a good practice for repeatable builds.</w:t>
+      </w:r>
+    </w:p>
+    <w:p>
+      <w:r>
+        <w:t>For example:</w:t>
+      </w:r>
+    </w:p>
+    <w:p>
+      <w:r>
+        <w:t>Pull Ubuntu</w:t>
+      </w:r>
+    </w:p>
+    <w:p>
+      <w:r>
+        <w:t xml:space="preserve">     ↓</w:t>
+      </w:r>
+    </w:p>
+    <w:p>
+      <w:r>
+        <w:t>Create Container</w:t>
+      </w:r>
+    </w:p>
+    <w:p>
+      <w:r>
+        <w:t xml:space="preserve">     ↓</w:t>
+      </w:r>
+    </w:p>
+    <w:p>
+      <w:r>
+        <w:lastRenderedPageBreak/>
+        <w:t>Install Apache</w:t>
+      </w:r>
+    </w:p>
+    <w:p>
+      <w:r>
+        <w:t xml:space="preserve">     ↓</w:t>
+      </w:r>
+    </w:p>
+    <w:p>
+      <w:r>
+        <w:t>Install Python</w:t>
+      </w:r>
+    </w:p>
+    <w:p>
+      <w:r>
+        <w:t xml:space="preserve">     ↓</w:t>
+      </w:r>
+    </w:p>
+    <w:p>
+      <w:r>
+        <w:t>Install MySQL</w:t>
+      </w:r>
+    </w:p>
+    <w:p>
+      <w:r>
+        <w:t xml:space="preserve">     ↓</w:t>
+      </w:r>
+    </w:p>
+    <w:p>
+      <w:r>
+        <w:t>Manually configure</w:t>
+      </w:r>
+    </w:p>
+    <w:p>
+      <w:r>
+        <w:t>If we need the same environment again, we have to repeat these steps.</w:t>
+      </w:r>
+    </w:p>
+    <w:p>
+      <w:pPr>
+        <w:rPr>
+          <w:b/>
+          <w:bCs/>
+        </w:rPr>
+      </w:pPr>
+      <w:r>
+        <w:rPr>
+          <w:b/>
+          <w:bCs/>
+        </w:rPr>
+        <w:t>Solution: Dockerfile</w:t>
+      </w:r>
+    </w:p>
+    <w:p>
+      <w:r>
+        <w:t>A Dockerfile allows us to define the image creation process as code.</w:t>
+      </w:r>
+    </w:p>
+    <w:p>
+      <w:r>
+        <w:t>Dockerfile</w:t>
+      </w:r>
+    </w:p>
+    <w:p>
+      <w:r>
+        <w:t xml:space="preserve">     ↓</w:t>
+      </w:r>
+    </w:p>
+    <w:p>
+      <w:r>
+        <w:t>docker build</w:t>
+      </w:r>
+    </w:p>
+    <w:p>
+      <w:r>
+        <w:t xml:space="preserve">     ↓</w:t>
+      </w:r>
+    </w:p>
+    <w:p>
+      <w:r>
+        <w:t>Docker Image</w:t>
+      </w:r>
+    </w:p>
+    <w:p>
+      <w:r>
+        <w:t xml:space="preserve">     ↓</w:t>
+      </w:r>
+    </w:p>
+    <w:p>
+      <w:r>
+        <w:t>docker run</w:t>
+      </w:r>
+    </w:p>
+    <w:p>
+      <w:r>
+        <w:t xml:space="preserve">     ↓</w:t>
+      </w:r>
+    </w:p>
+    <w:p>
+      <w:r>
+        <w:t>Container</w:t>
+      </w:r>
+    </w:p>
+    <w:p>
+      <w:r>
+        <w:pict w14:anchorId="1079A1FE">
+          <v:rect id="_x0000_i1357" style="width:0;height:1.5pt" o:hralign="center" o:hrstd="t" o:hr="t" fillcolor="#a0a0a0" stroked="f"/>
+        </w:pict>
+      </w:r>
+    </w:p>
+    <w:p>
+      <w:pPr>
+        <w:rPr>
+          <w:b/>
+          <w:bCs/>
+        </w:rPr>
+      </w:pPr>
+      <w:r>
+        <w:rPr>
+          <w:b/>
+          <w:bCs/>
+        </w:rPr>
+        <w:t>27. What is a Dockerfile?</w:t>
+      </w:r>
+    </w:p>
+    <w:p>
+      <w:r>
+        <w:t xml:space="preserve">A </w:t>
+      </w:r>
+      <w:r>
+        <w:rPr>
+          <w:b/>
+          <w:bCs/>
+        </w:rPr>
+        <w:t>Dockerfile is a text file containing instructions used to automatically build a Docker Image.</w:t>
+      </w:r>
+    </w:p>
+    <w:p>
+      <w:r>
+        <w:t>Instead of manually creating a container and installing software, we define the required configuration in a Dockerfile.</w:t>
+      </w:r>
+    </w:p>
+    <w:p>
+      <w:r>
+        <w:t>Example:</w:t>
+      </w:r>
+    </w:p>
+    <w:p>
+      <w:r>
+        <w:t>FROM ubuntu</w:t>
+      </w:r>
+    </w:p>
+    <w:p/>
+    <w:p>
+      <w:r>
+        <w:t>RUN apt update -y</w:t>
+      </w:r>
+    </w:p>
+    <w:p>
+      <w:r>
+        <w:t>RUN apt install apache2 -y</w:t>
+      </w:r>
+    </w:p>
+    <w:p/>
+    <w:p>
+      <w:r>
+        <w:t>CMD ["apache2ctl", "-D", "FOREGROUND"]</w:t>
+      </w:r>
+    </w:p>
+    <w:p>
+      <w:r>
+        <w:t>Build:</w:t>
+      </w:r>
+    </w:p>
+    <w:p>
+      <w:r>
+        <w:t>docker build -t myapache:v1 .</w:t>
+      </w:r>
+    </w:p>
+    <w:p>
+      <w:r>
+        <w:t>Run:</w:t>
+      </w:r>
+    </w:p>
+    <w:p>
+      <w:r>
+        <w:t>docker run -d --name apachecontainer myapache:v1</w:t>
+      </w:r>
+    </w:p>
+    <w:p>
+      <w:r>
+        <w:pict w14:anchorId="25485641">
+          <v:rect id="_x0000_i1358" style="width:0;height:1.5pt" o:hralign="center" o:hrstd="t" o:hr="t" fillcolor="#a0a0a0" stroked="f"/>
+        </w:pict>
+      </w:r>
+    </w:p>
+    <w:p>
+      <w:pPr>
+        <w:rPr>
+          <w:b/>
+          <w:bCs/>
+        </w:rPr>
+      </w:pPr>
+      <w:r>
+        <w:rPr>
+          <w:b/>
+          <w:bCs/>
+        </w:rPr>
+        <w:t>28. Dockerfile Instructions</w:t>
+      </w:r>
+    </w:p>
+    <w:p>
+      <w:pPr>
+        <w:rPr>
+          <w:b/>
+          <w:bCs/>
+        </w:rPr>
+      </w:pPr>
+      <w:r>
+        <w:rPr>
+          <w:b/>
+          <w:bCs/>
+        </w:rPr>
+        <w:t>FROM</w:t>
+      </w:r>
+    </w:p>
+    <w:p>
+      <w:r>
+        <w:t>Defines the base image.</w:t>
+      </w:r>
+    </w:p>
+    <w:p>
+      <w:r>
+        <w:t>FROM ubuntu</w:t>
+      </w:r>
+    </w:p>
+    <w:p>
+      <w:r>
+        <w:t>Every Dockerfile normally starts with a FROM instruction, except certain special cases such as FROM scratch.</w:t>
+      </w:r>
+    </w:p>
+    <w:p>
+      <w:r>
+        <w:pict w14:anchorId="6321D24E">
+          <v:rect id="_x0000_i1359" style="width:0;height:1.5pt" o:hralign="center" o:hrstd="t" o:hr="t" fillcolor="#a0a0a0" stroked="f"/>
+        </w:pict>
+      </w:r>
+    </w:p>
+    <w:p>
+      <w:pPr>
+        <w:rPr>
+          <w:b/>
+          <w:bCs/>
+        </w:rPr>
+      </w:pPr>
+      <w:r>
+        <w:rPr>
+          <w:b/>
+          <w:bCs/>
+        </w:rPr>
+        <w:t>RUN</w:t>
+      </w:r>
+    </w:p>
+    <w:p>
+      <w:r>
+        <w:t xml:space="preserve">Executes commands </w:t>
+      </w:r>
+      <w:r>
+        <w:rPr>
+          <w:b/>
+          <w:bCs/>
+        </w:rPr>
+        <w:t>during image build time</w:t>
+      </w:r>
+      <w:r>
+        <w:t>.</w:t>
+      </w:r>
+    </w:p>
+    <w:p>
+      <w:r>
+        <w:t>RUN apt update -y</w:t>
+      </w:r>
+    </w:p>
+    <w:p>
+      <w:r>
+        <w:t>RUN apt install nginx -y</w:t>
+      </w:r>
+    </w:p>
+    <w:p>
+      <w:pPr>
+        <w:rPr>
+          <w:b/>
+          <w:bCs/>
+        </w:rPr>
+      </w:pPr>
+      <w:r>
+        <w:rPr>
+          <w:b/>
+          <w:bCs/>
+        </w:rPr>
+        <w:t>Remember</w:t>
+      </w:r>
+    </w:p>
+    <w:p>
+      <w:r>
+        <w:rPr>
+          <w:b/>
+          <w:bCs/>
+        </w:rPr>
+        <w:t>RUN → Build time</w:t>
+      </w:r>
+    </w:p>
+    <w:p>
+      <w:r>
+        <w:pict w14:anchorId="238DDA3F">
+          <v:rect id="_x0000_i1360" style="width:0;height:1.5pt" o:hralign="center" o:hrstd="t" o:hr="t" fillcolor="#a0a0a0" stroked="f"/>
+        </w:pict>
+      </w:r>
+    </w:p>
+    <w:p>
+      <w:pPr>
+        <w:rPr>
+          <w:b/>
+          <w:bCs/>
+        </w:rPr>
+      </w:pPr>
+      <w:r>
+        <w:rPr>
+          <w:b/>
+          <w:bCs/>
+        </w:rPr>
+        <w:t>CMD</w:t>
+      </w:r>
+    </w:p>
+    <w:p>
+      <w:r>
+        <w:t>Defines the default command to execute when a container starts.</w:t>
+      </w:r>
+    </w:p>
+    <w:p>
+      <w:r>
+        <w:lastRenderedPageBreak/>
+        <w:t>CMD ["nginx", "-g", "daemon off;"]</w:t>
+      </w:r>
+    </w:p>
+    <w:p>
+      <w:pPr>
+        <w:rPr>
+          <w:b/>
+          <w:bCs/>
+        </w:rPr>
+      </w:pPr>
+      <w:r>
+        <w:rPr>
+          <w:b/>
+          <w:bCs/>
+        </w:rPr>
+        <w:t>Remember</w:t>
+      </w:r>
+    </w:p>
+    <w:p>
+      <w:r>
+        <w:rPr>
+          <w:b/>
+          <w:bCs/>
+        </w:rPr>
+        <w:t>CMD → Container runtime</w:t>
+      </w:r>
+    </w:p>
+    <w:p>
+      <w:r>
+        <w:t>CMD can be overridden when starting a container.</w:t>
+      </w:r>
+    </w:p>
+    <w:p>
+      <w:r>
+        <w:pict w14:anchorId="13FA698C">
+          <v:rect id="_x0000_i1361" style="width:0;height:1.5pt" o:hralign="center" o:hrstd="t" o:hr="t" fillcolor="#a0a0a0" stroked="f"/>
+        </w:pict>
+      </w:r>
+    </w:p>
+    <w:p>
+      <w:pPr>
+        <w:rPr>
+          <w:b/>
+          <w:bCs/>
+        </w:rPr>
+      </w:pPr>
+      <w:r>
+        <w:rPr>
+          <w:b/>
+          <w:bCs/>
+        </w:rPr>
+        <w:t>ENTRYPOINT</w:t>
+      </w:r>
+    </w:p>
+    <w:p>
+      <w:r>
+        <w:t>Defines the primary executable/command for the container.</w:t>
+      </w:r>
+    </w:p>
+    <w:p>
+      <w:r>
+        <w:t>ENTRYPOINT ["python3"]</w:t>
+      </w:r>
+    </w:p>
+    <w:p>
+      <w:r>
+        <w:t>ENTRYPOINT is generally harder to override than CMD.</w:t>
+      </w:r>
+    </w:p>
+    <w:p>
+      <w:pPr>
+        <w:rPr>
+          <w:b/>
+          <w:bCs/>
+        </w:rPr>
+      </w:pPr>
+      <w:r>
+        <w:rPr>
+          <w:b/>
+          <w:bCs/>
+        </w:rPr>
+        <w:t>CMD vs ENTRYPOINT</w:t>
+      </w:r>
+    </w:p>
+    <w:p>
+      <w:r>
+        <w:t>ENTRYPOINT → Main executable</w:t>
+      </w:r>
+    </w:p>
+    <w:p>
+      <w:r>
+        <w:t>CMD         → Default arguments/default command</w:t>
+      </w:r>
+    </w:p>
+    <w:p>
+      <w:r>
+        <w:t>A common pattern is to use both together.</w:t>
+      </w:r>
+    </w:p>
+    <w:p>
+      <w:r>
+        <w:pict w14:anchorId="08AFDE5A">
+          <v:rect id="_x0000_i1362" style="width:0;height:1.5pt" o:hralign="center" o:hrstd="t" o:hr="t" fillcolor="#a0a0a0" stroked="f"/>
+        </w:pict>
+      </w:r>
+    </w:p>
+    <w:p>
+      <w:pPr>
+        <w:rPr>
+          <w:b/>
+          <w:bCs/>
+        </w:rPr>
+      </w:pPr>
+      <w:r>
+        <w:rPr>
+          <w:b/>
+          <w:bCs/>
+        </w:rPr>
+        <w:t>COPY</w:t>
+      </w:r>
+    </w:p>
+    <w:p>
+      <w:r>
+        <w:t>Copies files from the build context into the image.</w:t>
+      </w:r>
+    </w:p>
+    <w:p>
+      <w:r>
+        <w:t>COPY app.py /app/</w:t>
+      </w:r>
+    </w:p>
+    <w:p>
+      <w:r>
+        <w:pict w14:anchorId="5DF1E8E7">
+          <v:rect id="_x0000_i1363" style="width:0;height:1.5pt" o:hralign="center" o:hrstd="t" o:hr="t" fillcolor="#a0a0a0" stroked="f"/>
+        </w:pict>
+      </w:r>
+    </w:p>
+    <w:p>
+      <w:pPr>
+        <w:rPr>
+          <w:b/>
+          <w:bCs/>
+        </w:rPr>
+      </w:pPr>
+      <w:r>
+        <w:rPr>
+          <w:b/>
+          <w:bCs/>
+        </w:rPr>
+        <w:t>ADD</w:t>
+      </w:r>
+    </w:p>
+    <w:p>
+      <w:r>
+        <w:t>Adds files/directories to the image and has additional behavior compared with COPY, such as handling local tar archives and supporting URLs.</w:t>
+      </w:r>
+    </w:p>
+    <w:p>
+      <w:r>
+        <w:t>Example:</w:t>
+      </w:r>
+    </w:p>
+    <w:p>
+      <w:r>
+        <w:t>ADD app.tar /app/</w:t>
+      </w:r>
+    </w:p>
+    <w:p>
+      <w:r>
+        <w:t xml:space="preserve">For simple file copying, </w:t>
+      </w:r>
+      <w:r>
+        <w:rPr>
+          <w:b/>
+          <w:bCs/>
+        </w:rPr>
+        <w:t>COPY is generally preferred</w:t>
+      </w:r>
+      <w:r>
+        <w:t xml:space="preserve"> because its behavior is more explicit.</w:t>
+      </w:r>
+    </w:p>
+    <w:p>
+      <w:r>
+        <w:pict w14:anchorId="2480C754">
+          <v:rect id="_x0000_i1364" style="width:0;height:1.5pt" o:hralign="center" o:hrstd="t" o:hr="t" fillcolor="#a0a0a0" stroked="f"/>
+        </w:pict>
+      </w:r>
+    </w:p>
+    <w:p>
+      <w:pPr>
+        <w:rPr>
+          <w:b/>
+          <w:bCs/>
+        </w:rPr>
+      </w:pPr>
+      <w:r>
+        <w:rPr>
+          <w:b/>
+          <w:bCs/>
+        </w:rPr>
+        <w:t>WORKDIR</w:t>
+      </w:r>
+    </w:p>
+    <w:p>
+      <w:r>
+        <w:lastRenderedPageBreak/>
+        <w:t>Sets the working directory for subsequent Dockerfile instructions and the container's default working directory.</w:t>
+      </w:r>
+    </w:p>
+    <w:p>
+      <w:r>
+        <w:t>WORKDIR /app</w:t>
+      </w:r>
+    </w:p>
+    <w:p>
+      <w:r>
+        <w:pict w14:anchorId="7B6B9A15">
+          <v:rect id="_x0000_i1365" style="width:0;height:1.5pt" o:hralign="center" o:hrstd="t" o:hr="t" fillcolor="#a0a0a0" stroked="f"/>
+        </w:pict>
+      </w:r>
+    </w:p>
+    <w:p>
+      <w:pPr>
+        <w:rPr>
+          <w:b/>
+          <w:bCs/>
+        </w:rPr>
+      </w:pPr>
+      <w:r>
+        <w:rPr>
+          <w:b/>
+          <w:bCs/>
+        </w:rPr>
+        <w:t>LABEL</w:t>
+      </w:r>
+    </w:p>
+    <w:p>
+      <w:r>
+        <w:t>Adds metadata to an image.</w:t>
+      </w:r>
+    </w:p>
+    <w:p>
+      <w:r>
+        <w:t>LABEL maintainer="devkunal"</w:t>
+      </w:r>
+    </w:p>
+    <w:p>
+      <w:r>
+        <w:pict w14:anchorId="6A031D26">
+          <v:rect id="_x0000_i1366" style="width:0;height:1.5pt" o:hralign="center" o:hrstd="t" o:hr="t" fillcolor="#a0a0a0" stroked="f"/>
+        </w:pict>
+      </w:r>
+    </w:p>
+    <w:p>
+      <w:pPr>
+        <w:rPr>
+          <w:b/>
+          <w:bCs/>
+        </w:rPr>
+      </w:pPr>
+      <w:r>
+        <w:rPr>
+          <w:b/>
+          <w:bCs/>
+        </w:rPr>
+        <w:t>ENV</w:t>
+      </w:r>
+    </w:p>
+    <w:p>
+      <w:r>
+        <w:t>Sets environment variables that are available in the image/container.</w:t>
+      </w:r>
+    </w:p>
+    <w:p>
+      <w:r>
+        <w:t>ENV APP_ENV=production</w:t>
+      </w:r>
+    </w:p>
+    <w:p>
+      <w:r>
+        <w:pict w14:anchorId="14822F05">
+          <v:rect id="_x0000_i1367" style="width:0;height:1.5pt" o:hralign="center" o:hrstd="t" o:hr="t" fillcolor="#a0a0a0" stroked="f"/>
+        </w:pict>
+      </w:r>
+    </w:p>
+    <w:p>
+      <w:pPr>
+        <w:rPr>
+          <w:b/>
+          <w:bCs/>
+        </w:rPr>
+      </w:pPr>
+      <w:r>
+        <w:rPr>
+          <w:b/>
+          <w:bCs/>
+        </w:rPr>
+        <w:t>ARG</w:t>
+      </w:r>
+    </w:p>
+    <w:p>
+      <w:r>
+        <w:t>Defines a build-time variable.</w:t>
+      </w:r>
+    </w:p>
+    <w:p>
+      <w:r>
+        <w:t>ARG VERSION=1.0</w:t>
+      </w:r>
+    </w:p>
+    <w:p>
+      <w:r>
+        <w:t>Build with a different value:</w:t>
+      </w:r>
+    </w:p>
+    <w:p>
+      <w:r>
+        <w:t>docker build --build-arg VERSION=2.0 -t myapp .</w:t>
+      </w:r>
+    </w:p>
+    <w:p>
+      <w:pPr>
+        <w:rPr>
+          <w:b/>
+          <w:bCs/>
+        </w:rPr>
+      </w:pPr>
+      <w:r>
+        <w:rPr>
+          <w:b/>
+          <w:bCs/>
+        </w:rPr>
+        <w:t>Important</w:t>
+      </w:r>
+    </w:p>
+    <w:p>
+      <w:r>
+        <w:rPr>
+          <w:b/>
+          <w:bCs/>
+        </w:rPr>
+        <w:t>ARG → Build time</w:t>
+      </w:r>
+    </w:p>
+    <w:p>
+      <w:r>
+        <w:rPr>
+          <w:b/>
+          <w:bCs/>
+        </w:rPr>
+        <w:t>ENV → Available in the resulting image/container environment</w:t>
+      </w:r>
+    </w:p>
+    <w:p>
+      <w:r>
+        <w:pict w14:anchorId="6152A217">
+          <v:rect id="_x0000_i1368" style="width:0;height:1.5pt" o:hralign="center" o:hrstd="t" o:hr="t" fillcolor="#a0a0a0" stroked="f"/>
+        </w:pict>
+      </w:r>
+    </w:p>
+    <w:p>
+      <w:pPr>
+        <w:rPr>
+          <w:b/>
+          <w:bCs/>
+        </w:rPr>
+      </w:pPr>
+      <w:r>
+        <w:rPr>
+          <w:b/>
+          <w:bCs/>
+        </w:rPr>
+        <w:t>EXPOSE</w:t>
+      </w:r>
+    </w:p>
+    <w:p>
+      <w:r>
+        <w:t>Documents the port on which the application is expected to listen.</w:t>
+      </w:r>
+    </w:p>
+    <w:p>
+      <w:r>
+        <w:t>EXPOSE 8080</w:t>
+      </w:r>
+    </w:p>
+    <w:p>
+      <w:pPr>
+        <w:rPr>
+          <w:b/>
+          <w:bCs/>
+        </w:rPr>
+      </w:pPr>
+      <w:r>
+        <w:rPr>
+          <w:b/>
+          <w:bCs/>
+        </w:rPr>
+        <w:t>Important</w:t>
+      </w:r>
+    </w:p>
+    <w:p>
+      <w:r>
+        <w:t xml:space="preserve">EXPOSE </w:t>
+      </w:r>
+      <w:r>
+        <w:rPr>
+          <w:b/>
+          <w:bCs/>
+        </w:rPr>
+        <w:t>does not publish the port</w:t>
+      </w:r>
+      <w:r>
+        <w:t xml:space="preserve"> to the host.</w:t>
+      </w:r>
+    </w:p>
+    <w:p>
+      <w:r>
+        <w:lastRenderedPageBreak/>
+        <w:t>To publish a port:</w:t>
+      </w:r>
+    </w:p>
+    <w:p>
+      <w:r>
+        <w:t>docker run -p 8080:8080 myapp</w:t>
+      </w:r>
+    </w:p>
+    <w:p>
+      <w:r>
+        <w:pict w14:anchorId="3A212CF0">
+          <v:rect id="_x0000_i1369" style="width:0;height:1.5pt" o:hralign="center" o:hrstd="t" o:hr="t" fillcolor="#a0a0a0" stroked="f"/>
+        </w:pict>
+      </w:r>
+    </w:p>
+    <w:p>
+      <w:pPr>
+        <w:rPr>
+          <w:b/>
+          <w:bCs/>
+        </w:rPr>
+      </w:pPr>
+      <w:r>
+        <w:rPr>
+          <w:b/>
+          <w:bCs/>
+        </w:rPr>
+        <w:t>29. .dockerignore</w:t>
+      </w:r>
+    </w:p>
+    <w:p>
+      <w:r>
+        <w:t>.dockerignore specifies files and directories that should not be sent as part of the Docker build context.</w:t>
+      </w:r>
+    </w:p>
+    <w:p>
+      <w:r>
+        <w:t>Example:</w:t>
+      </w:r>
+    </w:p>
+    <w:p>
+      <w:r>
+        <w:t>.git</w:t>
+      </w:r>
+    </w:p>
+    <w:p>
+      <w:r>
+        <w:t>node_modules</w:t>
+      </w:r>
+    </w:p>
+    <w:p>
+      <w:r>
+        <w:t>*.log</w:t>
+      </w:r>
+    </w:p>
+    <w:p>
+      <w:r>
+        <w:t>.env</w:t>
+      </w:r>
+    </w:p>
+    <w:p>
+      <w:pPr>
+        <w:rPr>
+          <w:b/>
+          <w:bCs/>
+        </w:rPr>
+      </w:pPr>
+      <w:r>
+        <w:rPr>
+          <w:b/>
+          <w:bCs/>
+        </w:rPr>
+        <w:t>Benefits</w:t>
+      </w:r>
+    </w:p>
+    <w:p>
+      <w:pPr>
+        <w:numPr>
+          <w:ilvl w:val="0"/>
+          <w:numId w:val="25"/>
+        </w:numPr>
+      </w:pPr>
+      <w:r>
+        <w:t>Reduces build context size.</w:t>
+      </w:r>
+    </w:p>
+    <w:p>
+      <w:pPr>
+        <w:numPr>
+          <w:ilvl w:val="0"/>
+          <w:numId w:val="25"/>
+        </w:numPr>
+      </w:pPr>
+      <w:r>
+        <w:t>Improves build performance.</w:t>
+      </w:r>
+    </w:p>
+    <w:p>
+      <w:pPr>
+        <w:numPr>
+          <w:ilvl w:val="0"/>
+          <w:numId w:val="25"/>
+        </w:numPr>
+      </w:pPr>
+      <w:r>
+        <w:t>Prevents unnecessary files from being included in the build context.</w:t>
+      </w:r>
+    </w:p>
+    <w:p>
+      <w:pPr>
+        <w:numPr>
+          <w:ilvl w:val="0"/>
+          <w:numId w:val="25"/>
+        </w:numPr>
+      </w:pPr>
+      <w:r>
+        <w:t>Helps avoid accidentally sending sensitive/unnecessary files to the Docker daemon.</w:t>
+      </w:r>
+    </w:p>
+    <w:p>
+      <w:r>
+        <w:pict w14:anchorId="25C5D233">
+          <v:rect id="_x0000_i1370" style="width:0;height:1.5pt" o:hralign="center" o:hrstd="t" o:hr="t" fillcolor="#a0a0a0" stroked="f"/>
+        </w:pict>
+      </w:r>
+    </w:p>
+    <w:p>
+      <w:pPr>
+        <w:rPr>
+          <w:b/>
+          <w:bCs/>
+        </w:rPr>
+      </w:pPr>
+      <w:r>
+        <w:rPr>
+          <w:b/>
+          <w:bCs/>
+        </w:rPr>
+        <w:t>30. Dockerfile Complete Flow</w:t>
+      </w:r>
+    </w:p>
+    <w:p>
+      <w:r>
+        <w:t xml:space="preserve">             Dockerfile</w:t>
+      </w:r>
+    </w:p>
+    <w:p>
+      <w:r>
+        <w:t xml:space="preserve">                  |</w:t>
+      </w:r>
+    </w:p>
+    <w:p>
+      <w:r>
+        <w:t xml:space="preserve">                  |</w:t>
+      </w:r>
+    </w:p>
+    <w:p>
+      <w:r>
+        <w:t xml:space="preserve">            docker build</w:t>
+      </w:r>
+    </w:p>
+    <w:p>
+      <w:r>
+        <w:t xml:space="preserve">                  |</w:t>
+      </w:r>
+    </w:p>
+    <w:p>
+      <w:r>
+        <w:t xml:space="preserve">                  </w:t>
+      </w:r>
+      <w:r>
+        <w:rPr>
+          <w:rFonts w:ascii="Arial" w:hAnsi="Arial" w:cs="Arial"/>
+        </w:rPr>
+        <w:t>▼</w:t>
+      </w:r>
+    </w:p>
+    <w:p>
+      <w:r>
+        <w:t xml:space="preserve">             Docker Image</w:t>
+      </w:r>
+    </w:p>
+    <w:p>
+      <w:r>
+        <w:t xml:space="preserve">                  |</w:t>
+      </w:r>
+    </w:p>
+    <w:p>
+      <w:r>
+        <w:lastRenderedPageBreak/>
+        <w:t xml:space="preserve">               docker run</w:t>
+      </w:r>
+    </w:p>
+    <w:p>
+      <w:r>
+        <w:t xml:space="preserve">                  |</w:t>
+      </w:r>
+    </w:p>
+    <w:p>
+      <w:r>
+        <w:t xml:space="preserve">                  </w:t>
+      </w:r>
+      <w:r>
+        <w:rPr>
+          <w:rFonts w:ascii="Arial" w:hAnsi="Arial" w:cs="Arial"/>
+        </w:rPr>
+        <w:t>▼</w:t>
+      </w:r>
+    </w:p>
+    <w:p>
+      <w:r>
+        <w:t xml:space="preserve">             Docker Container</w:t>
+      </w:r>
+    </w:p>
+    <w:p>
+      <w:r>
+        <w:pict w14:anchorId="311DAE4B">
+          <v:rect id="_x0000_i1371" style="width:0;height:1.5pt" o:hralign="center" o:hrstd="t" o:hr="t" fillcolor="#a0a0a0" stroked="f"/>
+        </w:pict>
+      </w:r>
+    </w:p>
+    <w:p>
+      <w:pPr>
+        <w:rPr>
+          <w:b/>
+          <w:bCs/>
+        </w:rPr>
+      </w:pPr>
+      <w:r>
+        <w:rPr>
+          <w:b/>
+          <w:bCs/>
+        </w:rPr>
+        <w:t>31. Important Commands for Revision</w:t>
+      </w:r>
+    </w:p>
+    <w:p>
+      <w:r>
+        <w:t># Images</w:t>
+      </w:r>
+    </w:p>
+    <w:p>
+      <w:r>
+        <w:t>docker images</w:t>
+      </w:r>
+    </w:p>
+    <w:p>
+      <w:r>
+        <w:t>docker pull ubuntu</w:t>
+      </w:r>
+    </w:p>
+    <w:p>
+      <w:r>
+        <w:t>docker search ubuntu</w:t>
+      </w:r>
+    </w:p>
+    <w:p>
+      <w:r>
+        <w:t>docker history ubuntu</w:t>
+      </w:r>
+    </w:p>
+    <w:p>
+      <w:r>
+        <w:t>docker image prune</w:t>
+      </w:r>
+    </w:p>
+    <w:p/>
+    <w:p>
+      <w:r>
+        <w:t># Containers</w:t>
+      </w:r>
+    </w:p>
+    <w:p>
+      <w:r>
+        <w:t>docker run</w:t>
+      </w:r>
+    </w:p>
+    <w:p>
+      <w:r>
+        <w:t>docker create</w:t>
+      </w:r>
+    </w:p>
+    <w:p>
+      <w:r>
+        <w:t>docker ps</w:t>
+      </w:r>
+    </w:p>
+    <w:p>
+      <w:r>
+        <w:t>docker ps -a</w:t>
+      </w:r>
+    </w:p>
+    <w:p>
+      <w:r>
+        <w:t>docker start</w:t>
+      </w:r>
+    </w:p>
+    <w:p>
+      <w:r>
+        <w:t>docker stop</w:t>
+      </w:r>
+    </w:p>
+    <w:p>
+      <w:r>
+        <w:t>docker restart</w:t>
+      </w:r>
+    </w:p>
+    <w:p>
+      <w:r>
+        <w:t>docker pause</w:t>
+      </w:r>
+    </w:p>
+    <w:p>
+      <w:r>
+        <w:t>docker unpause</w:t>
+      </w:r>
+    </w:p>
+    <w:p>
+      <w:r>
+        <w:t>docker kill</w:t>
+      </w:r>
+    </w:p>
+    <w:p>
+      <w:r>
+        <w:t>docker rm</w:t>
+      </w:r>
+    </w:p>
+    <w:p/>
+    <w:p>
+      <w:r>
+        <w:lastRenderedPageBreak/>
+        <w:t># Access</w:t>
+      </w:r>
+    </w:p>
+    <w:p>
+      <w:r>
+        <w:t>docker attach</w:t>
+      </w:r>
+    </w:p>
+    <w:p>
+      <w:r>
+        <w:t>docker exec</w:t>
+      </w:r>
+    </w:p>
+    <w:p/>
+    <w:p>
+      <w:r>
+        <w:t># Information</w:t>
+      </w:r>
+    </w:p>
+    <w:p>
+      <w:r>
+        <w:t>docker inspect</w:t>
+      </w:r>
+    </w:p>
+    <w:p>
+      <w:r>
+        <w:t>docker logs</w:t>
+      </w:r>
+    </w:p>
+    <w:p>
+      <w:r>
+        <w:t>docker top</w:t>
+      </w:r>
+    </w:p>
+    <w:p>
+      <w:r>
+        <w:t>docker stats</w:t>
+      </w:r>
+    </w:p>
+    <w:p>
+      <w:r>
+        <w:t>docker diff</w:t>
+      </w:r>
+    </w:p>
+    <w:p/>
+    <w:p>
+      <w:r>
+        <w:t># Files / Images</w:t>
+      </w:r>
+    </w:p>
+    <w:p>
+      <w:r>
+        <w:t>docker cp</w:t>
+      </w:r>
+    </w:p>
+    <w:p>
+      <w:r>
+        <w:t>docker save</w:t>
+      </w:r>
+    </w:p>
+    <w:p>
+      <w:r>
+        <w:t>docker load</w:t>
+      </w:r>
+    </w:p>
+    <w:p/>
+    <w:p>
+      <w:r>
+        <w:t># Image creation</w:t>
+      </w:r>
+    </w:p>
+    <w:p>
+      <w:r>
+        <w:t>docker commit</w:t>
+      </w:r>
+    </w:p>
+    <w:p>
+      <w:r>
+        <w:t>docker build</w:t>
+      </w:r>
+    </w:p>
+    <w:p/>
+    <w:p>
+      <w:r>
+        <w:t># Cleanup</w:t>
+      </w:r>
+    </w:p>
+    <w:p>
+      <w:r>
+        <w:t>docker ps -aq</w:t>
+      </w:r>
+    </w:p>
+    <w:p>
+      <w:r>
+        <w:t>docker images -q</w:t>
+      </w:r>
+    </w:p>
+    <w:p>
+      <w:r>
+        <w:t>docker rm</w:t>
+      </w:r>
+    </w:p>
+    <w:p>
+      <w:r>
+        <w:t>docker rmi</w:t>
+      </w:r>
+    </w:p>
+    <w:p>
+      <w:r>
+        <w:pict w14:anchorId="5AB43CD3">
+          <v:rect id="_x0000_i1372" style="width:0;height:1.5pt" o:hralign="center" o:hrstd="t" o:hr="t" fillcolor="#a0a0a0" stroked="f"/>
+        </w:pict>
+      </w:r>
+    </w:p>
+    <w:p>
+      <w:pPr>
+        <w:rPr>
+          <w:b/>
+          <w:bCs/>
+        </w:rPr>
+      </w:pPr>
+      <w:r>
+        <w:rPr>
+          <w:rFonts w:ascii="Segoe UI Emoji" w:hAnsi="Segoe UI Emoji" w:cs="Segoe UI Emoji"/>
+          <w:b/>
+          <w:bCs/>
+        </w:rPr>
+        <w:lastRenderedPageBreak/>
+        <w:t>⭐</w:t>
+      </w:r>
+      <w:r>
+        <w:rPr>
+          <w:b/>
+          <w:bCs/>
+        </w:rPr>
+        <w:t xml:space="preserve"> Interview Revision</w:t>
+      </w:r>
+    </w:p>
+    <w:p>
+      <w:pPr>
+        <w:rPr>
+          <w:b/>
+          <w:bCs/>
+        </w:rPr>
+      </w:pPr>
+      <w:r>
+        <w:rPr>
+          <w:b/>
+          <w:bCs/>
+        </w:rPr>
+        <w:t>Q1. What is the difference between Docker Image and Container?</w:t>
+      </w:r>
+    </w:p>
+    <w:p>
+      <w:r>
+        <w:rPr>
+          <w:b/>
+          <w:bCs/>
+        </w:rPr>
+        <w:t>Image</w:t>
+      </w:r>
+      <w:r>
+        <w:t xml:space="preserve"> is a read-only template used to create containers.</w:t>
+      </w:r>
+    </w:p>
+    <w:p>
+      <w:r>
+        <w:rPr>
+          <w:b/>
+          <w:bCs/>
+        </w:rPr>
+        <w:t>Container</w:t>
+      </w:r>
+      <w:r>
+        <w:t xml:space="preserve"> is a running or stopped instance of an image with a writable container layer.</w:t>
+      </w:r>
+    </w:p>
+    <w:p>
+      <w:r>
+        <w:pict w14:anchorId="4F8E52BA">
+          <v:rect id="_x0000_i1373" style="width:0;height:1.5pt" o:hralign="center" o:hrstd="t" o:hr="t" fillcolor="#a0a0a0" stroked="f"/>
+        </w:pict>
+      </w:r>
+    </w:p>
+    <w:p>
+      <w:pPr>
+        <w:rPr>
+          <w:b/>
+          <w:bCs/>
+        </w:rPr>
+      </w:pPr>
+      <w:r>
+        <w:rPr>
+          <w:b/>
+          <w:bCs/>
+        </w:rPr>
+        <w:t>Q2. Difference between docker run and docker create?</w:t>
+      </w:r>
+    </w:p>
+    <w:p>
+      <w:r>
+        <w:t xml:space="preserve">docker run </w:t>
+      </w:r>
+      <w:r>
+        <w:rPr>
+          <w:b/>
+          <w:bCs/>
+        </w:rPr>
+        <w:t>creates and starts</w:t>
+      </w:r>
+      <w:r>
+        <w:t xml:space="preserve"> a container.</w:t>
+      </w:r>
+    </w:p>
+    <w:p>
+      <w:r>
+        <w:t xml:space="preserve">docker create </w:t>
+      </w:r>
+      <w:r>
+        <w:rPr>
+          <w:b/>
+          <w:bCs/>
+        </w:rPr>
+        <w:t>only creates</w:t>
+      </w:r>
+      <w:r>
+        <w:t xml:space="preserve"> the container.</w:t>
+      </w:r>
+    </w:p>
+    <w:p>
+      <w:r>
+        <w:pict w14:anchorId="22088EE0">
+          <v:rect id="_x0000_i1374" style="width:0;height:1.5pt" o:hralign="center" o:hrstd="t" o:hr="t" fillcolor="#a0a0a0" stroked="f"/>
+        </w:pict>
+      </w:r>
+    </w:p>
+    <w:p>
+      <w:pPr>
+        <w:rPr>
+          <w:b/>
+          <w:bCs/>
+        </w:rPr>
+      </w:pPr>
+      <w:r>
+        <w:rPr>
+          <w:b/>
+          <w:bCs/>
+        </w:rPr>
+        <w:t>Q3. Difference between docker attach and docker exec?</w:t>
+      </w:r>
+    </w:p>
+    <w:p>
+      <w:r>
+        <w:t>docker attach connects to the container's existing main process.</w:t>
+      </w:r>
+    </w:p>
+    <w:p>
+      <w:r>
+        <w:t>docker exec starts a new process inside an already running container.</w:t>
+      </w:r>
+    </w:p>
+    <w:p>
+      <w:r>
+        <w:pict w14:anchorId="3D5DF108">
+          <v:rect id="_x0000_i1375" style="width:0;height:1.5pt" o:hralign="center" o:hrstd="t" o:hr="t" fillcolor="#a0a0a0" stroked="f"/>
+        </w:pict>
+      </w:r>
+    </w:p>
+    <w:p>
+      <w:pPr>
+        <w:rPr>
+          <w:b/>
+          <w:bCs/>
+        </w:rPr>
+      </w:pPr>
+      <w:r>
+        <w:rPr>
+          <w:b/>
+          <w:bCs/>
+        </w:rPr>
+        <w:t>Q4. Difference between RUN and CMD?</w:t>
+      </w:r>
+    </w:p>
+    <w:p>
+      <w:r>
+        <w:t>RUN → Executes during image build</w:t>
+      </w:r>
+    </w:p>
+    <w:p>
+      <w:r>
+        <w:t>CMD → Executes by default when container starts</w:t>
+      </w:r>
+    </w:p>
+    <w:p>
+      <w:r>
+        <w:pict w14:anchorId="57F48896">
+          <v:rect id="_x0000_i1376" style="width:0;height:1.5pt" o:hralign="center" o:hrstd="t" o:hr="t" fillcolor="#a0a0a0" stroked="f"/>
+        </w:pict>
+      </w:r>
+    </w:p>
+    <w:p>
+      <w:pPr>
+        <w:rPr>
+          <w:b/>
+          <w:bCs/>
+        </w:rPr>
+      </w:pPr>
+      <w:r>
+        <w:rPr>
+          <w:b/>
+          <w:bCs/>
+        </w:rPr>
+        <w:t>Q5. Difference between CMD and ENTRYPOINT?</w:t>
+      </w:r>
+    </w:p>
+    <w:p>
+      <w:r>
+        <w:t>ENTRYPOINT defines the primary executable.</w:t>
+      </w:r>
+    </w:p>
+    <w:p>
+      <w:r>
+        <w:t>CMD provides the default command or default arguments.</w:t>
+      </w:r>
+    </w:p>
+    <w:p>
+      <w:r>
+        <w:pict w14:anchorId="5B28C3AC">
+          <v:rect id="_x0000_i1377" style="width:0;height:1.5pt" o:hralign="center" o:hrstd="t" o:hr="t" fillcolor="#a0a0a0" stroked="f"/>
+        </w:pict>
+      </w:r>
+    </w:p>
+    <w:p>
+      <w:pPr>
+        <w:rPr>
+          <w:b/>
+          <w:bCs/>
+        </w:rPr>
+      </w:pPr>
+      <w:r>
+        <w:rPr>
+          <w:b/>
+          <w:bCs/>
+        </w:rPr>
+        <w:t>Q6. Does EXPOSE publish a port?</w:t>
+      </w:r>
+    </w:p>
+    <w:p>
+      <w:r>
+        <w:rPr>
+          <w:b/>
+          <w:bCs/>
+        </w:rPr>
+        <w:t>No.</w:t>
+      </w:r>
+    </w:p>
+    <w:p>
+      <w:r>
+        <w:t>EXPOSE documents the intended listening port.</w:t>
+      </w:r>
+    </w:p>
+    <w:p>
+      <w:r>
+        <w:t>Port publishing is done using:</w:t>
+      </w:r>
+    </w:p>
+    <w:p>
+      <w:r>
+        <w:t>docker run -p 8080:80 nginx</w:t>
+      </w:r>
+    </w:p>
+    <w:p>
+      <w:r>
+        <w:lastRenderedPageBreak/>
+        <w:pict w14:anchorId="45E78DE0">
+          <v:rect id="_x0000_i1378" style="width:0;height:1.5pt" o:hralign="center" o:hrstd="t" o:hr="t" fillcolor="#a0a0a0" stroked="f"/>
+        </w:pict>
+      </w:r>
+    </w:p>
+    <w:p>
+      <w:pPr>
+        <w:rPr>
+          <w:b/>
+          <w:bCs/>
+        </w:rPr>
+      </w:pPr>
+      <w:r>
+        <w:rPr>
+          <w:b/>
+          <w:bCs/>
+        </w:rPr>
+        <w:t>Q7. What is docker commit?</w:t>
+      </w:r>
+    </w:p>
+    <w:p>
+      <w:r>
+        <w:t>It creates a new Docker image from the current state of a container.</w:t>
+      </w:r>
+    </w:p>
+    <w:p>
+      <w:r>
+        <w:t>docker commit &lt;container&gt; &lt;image&gt;</w:t>
+      </w:r>
+    </w:p>
+    <w:p>
+      <w:r>
+        <w:t xml:space="preserve">For repeatable builds, </w:t>
+      </w:r>
+      <w:r>
+        <w:rPr>
+          <w:b/>
+          <w:bCs/>
+        </w:rPr>
+        <w:t>Dockerfile + docker build is preferred</w:t>
+      </w:r>
+      <w:r>
+        <w:t>.</w:t>
+      </w:r>
+    </w:p>
+    <w:p>
+      <w:r>
+        <w:pict w14:anchorId="5F3AB5E5">
+          <v:rect id="_x0000_i1379" style="width:0;height:1.5pt" o:hralign="center" o:hrstd="t" o:hr="t" fillcolor="#a0a0a0" stroked="f"/>
+        </w:pict>
+      </w:r>
+    </w:p>
+    <w:p>
+      <w:pPr>
+        <w:rPr>
+          <w:b/>
+          <w:bCs/>
+        </w:rPr>
+      </w:pPr>
+      <w:r>
+        <w:rPr>
+          <w:b/>
+          <w:bCs/>
+        </w:rPr>
+        <w:t>Q8. What is .dockerignore?</w:t>
+      </w:r>
+    </w:p>
+    <w:p>
+      <w:r>
+        <w:t>It excludes unnecessary files and directories from the Docker build context.</w:t>
+      </w:r>
+    </w:p>
+    <w:p>
+      <w:r>
+        <w:pict w14:anchorId="6A610521">
+          <v:rect id="_x0000_i1380" style="width:0;height:1.5pt" o:hralign="center" o:hrstd="t" o:hr="t" fillcolor="#a0a0a0" stroked="f"/>
+        </w:pict>
+      </w:r>
+    </w:p>
+    <w:p>
+      <w:pPr>
+        <w:rPr>
+          <w:b/>
+          <w:bCs/>
+        </w:rPr>
+      </w:pPr>
+      <w:r>
+        <w:rPr>
+          <w:b/>
+          <w:bCs/>
+        </w:rPr>
+        <w:t>Q9. What happens when we run docker run ubuntu?</w:t>
+      </w:r>
+    </w:p>
+    <w:p>
+      <w:r>
+        <w:t>Conceptually:</w:t>
+      </w:r>
+    </w:p>
+    <w:p>
+      <w:r>
+        <w:t>docker run ubuntu</w:t>
+      </w:r>
+    </w:p>
+    <w:p>
+      <w:r>
+        <w:t xml:space="preserve">       ↓</w:t>
+      </w:r>
+    </w:p>
+    <w:p>
+      <w:r>
+        <w:t>Check local image</w:t>
+      </w:r>
+    </w:p>
+    <w:p>
+      <w:r>
+        <w:t xml:space="preserve">       ↓</w:t>
+      </w:r>
+    </w:p>
+    <w:p>
+      <w:r>
+        <w:t>Image available?</w:t>
+      </w:r>
+    </w:p>
+    <w:p>
+      <w:r>
+        <w:t xml:space="preserve">   ↓          ↓</w:t>
+      </w:r>
+    </w:p>
+    <w:p>
+      <w:r>
+        <w:t xml:space="preserve"> Yes         No</w:t>
+      </w:r>
+    </w:p>
+    <w:p>
+      <w:r>
+        <w:t xml:space="preserve">  ↓           ↓</w:t>
+      </w:r>
+    </w:p>
+    <w:p>
+      <w:r>
+        <w:t>Create       Pull image</w:t>
+      </w:r>
+    </w:p>
+    <w:p>
+      <w:r>
+        <w:t>container       ↓</w:t>
+      </w:r>
+    </w:p>
+    <w:p>
+      <w:r>
+        <w:t xml:space="preserve">  ↓         Create container</w:t>
+      </w:r>
+    </w:p>
+    <w:p>
+      <w:r>
+        <w:t>Start container</w:t>
+      </w:r>
+    </w:p>
+    <w:p>
+      <w:r>
+        <w:pict w14:anchorId="270EB541">
+          <v:rect id="_x0000_i1381" style="width:0;height:1.5pt" o:hralign="center" o:hrstd="t" o:hr="t" fillcolor="#a0a0a0" stroked="f"/>
+        </w:pict>
+      </w:r>
+    </w:p>
+    <w:p>
+      <w:pPr>
+        <w:rPr>
+          <w:b/>
+          <w:bCs/>
+        </w:rPr>
+      </w:pPr>
+      <w:r>
+        <w:rPr>
+          <w:rFonts w:ascii="Segoe UI Emoji" w:hAnsi="Segoe UI Emoji" w:cs="Segoe UI Emoji"/>
+          <w:b/>
+          <w:bCs/>
+        </w:rPr>
+        <w:t>🔥</w:t>
+      </w:r>
+      <w:r>
+        <w:rPr>
+          <w:b/>
+          <w:bCs/>
+        </w:rPr>
+        <w:t xml:space="preserve"> Day 2 Core Flow</w:t>
+      </w:r>
+    </w:p>
+    <w:p>
+      <w:r>
+        <w:rPr>
+          <w:rFonts w:ascii="Nirmala UI" w:hAnsi="Nirmala UI" w:cs="Nirmala UI"/>
+        </w:rPr>
+        <w:t>हे</w:t>
+      </w:r>
+      <w:r>
+        <w:t xml:space="preserve"> sequence </w:t>
+      </w:r>
+      <w:r>
+        <w:rPr>
+          <w:rFonts w:ascii="Nirmala UI" w:hAnsi="Nirmala UI" w:cs="Nirmala UI"/>
+        </w:rPr>
+        <w:t>लक्षात</w:t>
+      </w:r>
+      <w:r>
+        <w:t xml:space="preserve"> </w:t>
+      </w:r>
+      <w:r>
+        <w:rPr>
+          <w:rFonts w:ascii="Nirmala UI" w:hAnsi="Nirmala UI" w:cs="Nirmala UI"/>
+        </w:rPr>
+        <w:t>ठेव</w:t>
+      </w:r>
+      <w:r>
+        <w:t>:</w:t>
+      </w:r>
+    </w:p>
+    <w:p>
+      <w:r>
+        <w:lastRenderedPageBreak/>
+        <w:t>Docker Hub</w:t>
+      </w:r>
+    </w:p>
+    <w:p>
+      <w:r>
+        <w:t xml:space="preserve">    ↓</w:t>
+      </w:r>
+    </w:p>
+    <w:p>
+      <w:r>
+        <w:t>docker pull</w:t>
+      </w:r>
+    </w:p>
+    <w:p>
+      <w:r>
+        <w:t xml:space="preserve">    ↓</w:t>
+      </w:r>
+    </w:p>
+    <w:p>
+      <w:r>
+        <w:t>Docker Image</w:t>
+      </w:r>
+    </w:p>
+    <w:p>
+      <w:r>
+        <w:t xml:space="preserve">    ↓</w:t>
+      </w:r>
+    </w:p>
+    <w:p>
+      <w:r>
+        <w:t>docker run</w:t>
+      </w:r>
+    </w:p>
+    <w:p>
+      <w:r>
+        <w:t xml:space="preserve">    ↓</w:t>
+      </w:r>
+    </w:p>
+    <w:p>
+      <w:r>
+        <w:t>Container</w:t>
+      </w:r>
+    </w:p>
+    <w:p>
+      <w:r>
+        <w:t xml:space="preserve">    ↓</w:t>
+      </w:r>
+    </w:p>
+    <w:p>
+      <w:r>
+        <w:t>docker exec / attach</w:t>
+      </w:r>
+    </w:p>
+    <w:p>
+      <w:r>
+        <w:t xml:space="preserve">    ↓</w:t>
+      </w:r>
+    </w:p>
+    <w:p>
+      <w:r>
+        <w:t>Work inside container</w:t>
+      </w:r>
+    </w:p>
+    <w:p>
+      <w:r>
+        <w:rPr>
+          <w:rFonts w:ascii="Nirmala UI" w:hAnsi="Nirmala UI" w:cs="Nirmala UI"/>
+        </w:rPr>
+        <w:t>आणि</w:t>
+      </w:r>
+      <w:r>
+        <w:t xml:space="preserve"> </w:t>
+      </w:r>
+      <w:r>
+        <w:rPr>
+          <w:b/>
+          <w:bCs/>
+        </w:rPr>
+        <w:t>manual approach vs professional approach</w:t>
+      </w:r>
+      <w:r>
+        <w:t>:</w:t>
+      </w:r>
+    </w:p>
+    <w:p>
+      <w:r>
+        <w:t>Manual:</w:t>
+      </w:r>
+    </w:p>
+    <w:p>
+      <w:r>
+        <w:t>Image</w:t>
+      </w:r>
+    </w:p>
+    <w:p>
+      <w:r>
+        <w:t xml:space="preserve"> ↓</w:t>
+      </w:r>
+    </w:p>
+    <w:p>
+      <w:r>
+        <w:t>Container</w:t>
+      </w:r>
+    </w:p>
+    <w:p>
+      <w:r>
+        <w:t xml:space="preserve"> ↓</w:t>
+      </w:r>
+    </w:p>
+    <w:p>
+      <w:r>
+        <w:t>Install software manually</w:t>
+      </w:r>
+    </w:p>
+    <w:p>
+      <w:r>
+        <w:t xml:space="preserve"> ↓</w:t>
+      </w:r>
+    </w:p>
+    <w:p>
+      <w:r>
+        <w:t>docker commit</w:t>
+      </w:r>
+    </w:p>
+    <w:p>
+      <w:r>
+        <w:t xml:space="preserve"> ↓</w:t>
+      </w:r>
+    </w:p>
+    <w:p>
+      <w:r>
+        <w:t>Custom Image</w:t>
+      </w:r>
+    </w:p>
+    <w:p/>
+    <w:p/>
+    <w:p>
+      <w:r>
+        <w:lastRenderedPageBreak/>
+        <w:t>Professional:</w:t>
+      </w:r>
+    </w:p>
+    <w:p>
+      <w:r>
+        <w:t>Dockerfile</w:t>
+      </w:r>
+    </w:p>
+    <w:p>
+      <w:r>
+        <w:t xml:space="preserve"> ↓</w:t>
+      </w:r>
+    </w:p>
+    <w:p>
+      <w:r>
+        <w:t>docker build</w:t>
+      </w:r>
+    </w:p>
+    <w:p>
+      <w:r>
+        <w:t xml:space="preserve"> ↓</w:t>
+      </w:r>
+    </w:p>
+    <w:p>
+      <w:r>
+        <w:t>Docker Image</w:t>
+      </w:r>
+    </w:p>
+    <w:p>
+      <w:r>
+        <w:t xml:space="preserve"> ↓</w:t>
+      </w:r>
+    </w:p>
+    <w:p>
+      <w:r>
+        <w:t>docker run</w:t>
+      </w:r>
+    </w:p>
+    <w:p>
+      <w:r>
+        <w:t xml:space="preserve"> ↓</w:t>
+      </w:r>
+    </w:p>
+    <w:p>
+      <w:r>
+        <w:t>Container</w:t>
+      </w:r>
+    </w:p>
+    <w:p>
+      <w:r>
+        <w:rPr>
+          <w:rFonts w:ascii="Nirmala UI" w:hAnsi="Nirmala UI" w:cs="Nirmala UI"/>
+          <w:b/>
+          <w:bCs/>
+        </w:rPr>
+        <w:t>यामध्ये</w:t>
+      </w:r>
+      <w:r>
+        <w:rPr>
+          <w:b/>
+          <w:bCs/>
+        </w:rPr>
+        <w:t xml:space="preserve"> </w:t>
+      </w:r>
+      <w:r>
+        <w:rPr>
+          <w:rFonts w:ascii="Nirmala UI" w:hAnsi="Nirmala UI" w:cs="Nirmala UI"/>
+          <w:b/>
+          <w:bCs/>
+        </w:rPr>
+        <w:t>तुझ्या</w:t>
+      </w:r>
+      <w:r>
+        <w:rPr>
+          <w:b/>
+          <w:bCs/>
+        </w:rPr>
+        <w:t xml:space="preserve"> </w:t>
+      </w:r>
+      <w:r>
+        <w:rPr>
+          <w:rFonts w:ascii="Nirmala UI" w:hAnsi="Nirmala UI" w:cs="Nirmala UI"/>
+          <w:b/>
+          <w:bCs/>
+        </w:rPr>
+        <w:t>दिलेल्या</w:t>
+      </w:r>
+      <w:r>
+        <w:rPr>
+          <w:b/>
+          <w:bCs/>
+        </w:rPr>
+        <w:t xml:space="preserve"> Day 2 notes </w:t>
+      </w:r>
+      <w:r>
+        <w:rPr>
+          <w:rFonts w:ascii="Nirmala UI" w:hAnsi="Nirmala UI" w:cs="Nirmala UI"/>
+          <w:b/>
+          <w:bCs/>
+        </w:rPr>
+        <w:t>मधले</w:t>
+      </w:r>
+      <w:r>
+        <w:rPr>
+          <w:b/>
+          <w:bCs/>
+        </w:rPr>
+        <w:t xml:space="preserve"> installation, image/container commands, attach vs exec, lifecycle commands, docker commit, cleanup, Docker Image, Dockerfile </w:t>
+      </w:r>
+      <w:r>
+        <w:rPr>
+          <w:rFonts w:ascii="Nirmala UI" w:hAnsi="Nirmala UI" w:cs="Nirmala UI"/>
+          <w:b/>
+          <w:bCs/>
+        </w:rPr>
+        <w:t>आणि</w:t>
+      </w:r>
+      <w:r>
+        <w:rPr>
+          <w:b/>
+          <w:bCs/>
+        </w:rPr>
+        <w:t xml:space="preserve"> </w:t>
+      </w:r>
+      <w:r>
+        <w:rPr>
+          <w:rFonts w:ascii="Nirmala UI" w:hAnsi="Nirmala UI" w:cs="Nirmala UI"/>
+          <w:b/>
+          <w:bCs/>
+        </w:rPr>
+        <w:t>सर्व</w:t>
+      </w:r>
+      <w:r>
+        <w:rPr>
+          <w:b/>
+          <w:bCs/>
+        </w:rPr>
+        <w:t xml:space="preserve"> Dockerfile instructions cover </w:t>
+      </w:r>
+      <w:r>
+        <w:rPr>
+          <w:rFonts w:ascii="Nirmala UI" w:hAnsi="Nirmala UI" w:cs="Nirmala UI"/>
+          <w:b/>
+          <w:bCs/>
+        </w:rPr>
+        <w:t>झाले</w:t>
+      </w:r>
+      <w:r>
+        <w:rPr>
+          <w:b/>
+          <w:bCs/>
+        </w:rPr>
+        <w:t xml:space="preserve"> </w:t>
+      </w:r>
+      <w:r>
+        <w:rPr>
+          <w:rFonts w:ascii="Nirmala UI" w:hAnsi="Nirmala UI" w:cs="Nirmala UI"/>
+          <w:b/>
+          <w:bCs/>
+        </w:rPr>
+        <w:t>आहेत</w:t>
+      </w:r>
+      <w:r>
+        <w:rPr>
+          <w:b/>
+          <w:bCs/>
+        </w:rPr>
+        <w:t>.</w:t>
+      </w:r>
+    </w:p>
     <w:p/>
     <w:sectPr>
       <w:pgSz w:w="12240" w:h="15840"/>
@@ -5292,6 +10684,304 @@
 <file path=word/numbering.xml><?xml version="1.0" encoding="utf-8"?>
 <w:numbering xmlns:wpc="http://schemas.microsoft.com/office/word/2010/wordprocessingCanvas" xmlns:cx="http://schemas.microsoft.com/office/drawing/2014/chartex" xmlns:cx1="http://schemas.microsoft.com/office/drawing/2015/9/8/chartex" xmlns:cx2="http://schemas.microsoft.com/office/drawing/2015/10/21/chartex" xmlns:cx3="http://schemas.microsoft.com/office/drawing/2016/5/9/chartex" xmlns:cx4="http://schemas.microsoft.com/office/drawing/2016/5/10/chartex" xmlns:cx5="http://schemas.microsoft.com/office/drawing/2016/5/11/chartex" xmlns:cx6="http://schemas.microsoft.com/office/drawing/2016/5/12/chartex" xmlns:cx7="http://schemas.microsoft.com/office/drawing/2016/5/13/chartex" xmlns:cx8="http://schemas.microsoft.com/office/drawing/2016/5/14/chartex" xmlns:mc="http://schemas.openxmlformats.org/markup-compatibility/2006" xmlns:aink="http://schemas.microsoft.com/office/drawing/2016/ink" xmlns:am3d="http://schemas.microsoft.com/office/drawing/2017/model3d" xmlns:o="urn:schemas-microsoft-com:office:office" xmlns:oel="http://schemas.microsoft.com/office/2019/extlst" xmlns:r="http://schemas.openxmlformats.org/officeDocument/2006/relationships" xmlns:m="http://schemas.openxmlformats.org/officeDocument/2006/math" xmlns:v="urn:schemas-microsoft-com:vml" xmlns:wp14="http://schemas.microsoft.com/office/word/2010/wordprocessingDrawing" xmlns:wp="http://schemas.openxmlformats.org/drawingml/2006/wordprocessingDrawing" xmlns:w10="urn:schemas-microsoft-com:office:word" xmlns:w="http://schemas.openxmlformats.org/wordprocessingml/2006/main" xmlns:w14="http://schemas.microsoft.com/office/word/2010/wordml" xmlns:w15="http://schemas.microsoft.com/office/word/2012/wordml" xmlns:w16cex="http://schemas.microsoft.com/office/word/2018/wordml/cex" xmlns:w16cid="http://schemas.microsoft.com/office/word/2016/wordml/cid" xmlns:w16="http://schemas.microsoft.com/office/word/2018/wordml" xmlns:w16du="http://schemas.microsoft.com/office/word/2023/wordml/word16du" xmlns:w16sdtdh="http://schemas.microsoft.com/office/word/2020/wordml/sdtdatahash" xmlns:w16sdtfl="http://schemas.microsoft.com/office/word/2024/wordml/sdtformatlock" xmlns:w16se="http://schemas.microsoft.com/office/word/2015/wordml/symex" xmlns:wpg="http://schemas.microsoft.com/office/word/2010/wordprocessingGroup" xmlns:wpi="http://schemas.microsoft.com/office/word/2010/wordprocessingInk" xmlns:wne="http://schemas.microsoft.com/office/word/2006/wordml" xmlns:wps="http://schemas.microsoft.com/office/word/2010/wordprocessingShape" mc:Ignorable="w14 w15 w16se w16cid w16 w16cex w16sdtdh w16sdtfl w16du wp14">
   <w:abstractNum w:abstractNumId="0" w15:restartNumberingAfterBreak="0">
+    <w:nsid w:val="05122BF4"/>
+    <w:multiLevelType w:val="multilevel"/>
+    <w:tmpl w:val="F6688DA0"/>
+    <w:lvl w:ilvl="0">
+      <w:start w:val="1"/>
+      <w:numFmt w:val="bullet"/>
+      <w:lvlText w:val=""/>
+      <w:lvlJc w:val="left"/>
+      <w:pPr>
+        <w:tabs>
+          <w:tab w:val="num" w:pos="720"/>
+        </w:tabs>
+        <w:ind w:left="720" w:hanging="360"/>
+      </w:pPr>
+      <w:rPr>
+        <w:rFonts w:ascii="Symbol" w:hAnsi="Symbol" w:hint="default"/>
+        <w:sz w:val="20"/>
+      </w:rPr>
+    </w:lvl>
+    <w:lvl w:ilvl="1" w:tentative="1">
+      <w:start w:val="1"/>
+      <w:numFmt w:val="bullet"/>
+      <w:lvlText w:val="o"/>
+      <w:lvlJc w:val="left"/>
+      <w:pPr>
+        <w:tabs>
+          <w:tab w:val="num" w:pos="1440"/>
+        </w:tabs>
+        <w:ind w:left="1440" w:hanging="360"/>
+      </w:pPr>
+      <w:rPr>
+        <w:rFonts w:ascii="Courier New" w:hAnsi="Courier New" w:hint="default"/>
+        <w:sz w:val="20"/>
+      </w:rPr>
+    </w:lvl>
+    <w:lvl w:ilvl="2" w:tentative="1">
+      <w:start w:val="1"/>
+      <w:numFmt w:val="bullet"/>
+      <w:lvlText w:val=""/>
+      <w:lvlJc w:val="left"/>
+      <w:pPr>
+        <w:tabs>
+          <w:tab w:val="num" w:pos="2160"/>
+        </w:tabs>
+        <w:ind w:left="2160" w:hanging="360"/>
+      </w:pPr>
+      <w:rPr>
+        <w:rFonts w:ascii="Wingdings" w:hAnsi="Wingdings" w:hint="default"/>
+        <w:sz w:val="20"/>
+      </w:rPr>
+    </w:lvl>
+    <w:lvl w:ilvl="3" w:tentative="1">
+      <w:start w:val="1"/>
+      <w:numFmt w:val="bullet"/>
+      <w:lvlText w:val=""/>
+      <w:lvlJc w:val="left"/>
+      <w:pPr>
+        <w:tabs>
+          <w:tab w:val="num" w:pos="2880"/>
+        </w:tabs>
+        <w:ind w:left="2880" w:hanging="360"/>
+      </w:pPr>
+      <w:rPr>
+        <w:rFonts w:ascii="Wingdings" w:hAnsi="Wingdings" w:hint="default"/>
+        <w:sz w:val="20"/>
+      </w:rPr>
+    </w:lvl>
+    <w:lvl w:ilvl="4" w:tentative="1">
+      <w:start w:val="1"/>
+      <w:numFmt w:val="bullet"/>
+      <w:lvlText w:val=""/>
+      <w:lvlJc w:val="left"/>
+      <w:pPr>
+        <w:tabs>
+          <w:tab w:val="num" w:pos="3600"/>
+        </w:tabs>
+        <w:ind w:left="3600" w:hanging="360"/>
+      </w:pPr>
+      <w:rPr>
+        <w:rFonts w:ascii="Wingdings" w:hAnsi="Wingdings" w:hint="default"/>
+        <w:sz w:val="20"/>
+      </w:rPr>
+    </w:lvl>
+    <w:lvl w:ilvl="5" w:tentative="1">
+      <w:start w:val="1"/>
+      <w:numFmt w:val="bullet"/>
+      <w:lvlText w:val=""/>
+      <w:lvlJc w:val="left"/>
+      <w:pPr>
+        <w:tabs>
+          <w:tab w:val="num" w:pos="4320"/>
+        </w:tabs>
+        <w:ind w:left="4320" w:hanging="360"/>
+      </w:pPr>
+      <w:rPr>
+        <w:rFonts w:ascii="Wingdings" w:hAnsi="Wingdings" w:hint="default"/>
+        <w:sz w:val="20"/>
+      </w:rPr>
+    </w:lvl>
+    <w:lvl w:ilvl="6" w:tentative="1">
+      <w:start w:val="1"/>
+      <w:numFmt w:val="bullet"/>
+      <w:lvlText w:val=""/>
+      <w:lvlJc w:val="left"/>
+      <w:pPr>
+        <w:tabs>
+          <w:tab w:val="num" w:pos="5040"/>
+        </w:tabs>
+        <w:ind w:left="5040" w:hanging="360"/>
+      </w:pPr>
+      <w:rPr>
+        <w:rFonts w:ascii="Wingdings" w:hAnsi="Wingdings" w:hint="default"/>
+        <w:sz w:val="20"/>
+      </w:rPr>
+    </w:lvl>
+    <w:lvl w:ilvl="7" w:tentative="1">
+      <w:start w:val="1"/>
+      <w:numFmt w:val="bullet"/>
+      <w:lvlText w:val=""/>
+      <w:lvlJc w:val="left"/>
+      <w:pPr>
+        <w:tabs>
+          <w:tab w:val="num" w:pos="5760"/>
+        </w:tabs>
+        <w:ind w:left="5760" w:hanging="360"/>
+      </w:pPr>
+      <w:rPr>
+        <w:rFonts w:ascii="Wingdings" w:hAnsi="Wingdings" w:hint="default"/>
+        <w:sz w:val="20"/>
+      </w:rPr>
+    </w:lvl>
+    <w:lvl w:ilvl="8" w:tentative="1">
+      <w:start w:val="1"/>
+      <w:numFmt w:val="bullet"/>
+      <w:lvlText w:val=""/>
+      <w:lvlJc w:val="left"/>
+      <w:pPr>
+        <w:tabs>
+          <w:tab w:val="num" w:pos="6480"/>
+        </w:tabs>
+        <w:ind w:left="6480" w:hanging="360"/>
+      </w:pPr>
+      <w:rPr>
+        <w:rFonts w:ascii="Wingdings" w:hAnsi="Wingdings" w:hint="default"/>
+        <w:sz w:val="20"/>
+      </w:rPr>
+    </w:lvl>
+  </w:abstractNum>
+  <w:abstractNum w:abstractNumId="1" w15:restartNumberingAfterBreak="0">
+    <w:nsid w:val="07974B2F"/>
+    <w:multiLevelType w:val="multilevel"/>
+    <w:tmpl w:val="2B721782"/>
+    <w:lvl w:ilvl="0">
+      <w:start w:val="1"/>
+      <w:numFmt w:val="bullet"/>
+      <w:lvlText w:val=""/>
+      <w:lvlJc w:val="left"/>
+      <w:pPr>
+        <w:tabs>
+          <w:tab w:val="num" w:pos="720"/>
+        </w:tabs>
+        <w:ind w:left="720" w:hanging="360"/>
+      </w:pPr>
+      <w:rPr>
+        <w:rFonts w:ascii="Symbol" w:hAnsi="Symbol" w:hint="default"/>
+        <w:sz w:val="20"/>
+      </w:rPr>
+    </w:lvl>
+    <w:lvl w:ilvl="1" w:tentative="1">
+      <w:start w:val="1"/>
+      <w:numFmt w:val="bullet"/>
+      <w:lvlText w:val="o"/>
+      <w:lvlJc w:val="left"/>
+      <w:pPr>
+        <w:tabs>
+          <w:tab w:val="num" w:pos="1440"/>
+        </w:tabs>
+        <w:ind w:left="1440" w:hanging="360"/>
+      </w:pPr>
+      <w:rPr>
+        <w:rFonts w:ascii="Courier New" w:hAnsi="Courier New" w:hint="default"/>
+        <w:sz w:val="20"/>
+      </w:rPr>
+    </w:lvl>
+    <w:lvl w:ilvl="2" w:tentative="1">
+      <w:start w:val="1"/>
+      <w:numFmt w:val="bullet"/>
+      <w:lvlText w:val=""/>
+      <w:lvlJc w:val="left"/>
+      <w:pPr>
+        <w:tabs>
+          <w:tab w:val="num" w:pos="2160"/>
+        </w:tabs>
+        <w:ind w:left="2160" w:hanging="360"/>
+      </w:pPr>
+      <w:rPr>
+        <w:rFonts w:ascii="Wingdings" w:hAnsi="Wingdings" w:hint="default"/>
+        <w:sz w:val="20"/>
+      </w:rPr>
+    </w:lvl>
+    <w:lvl w:ilvl="3" w:tentative="1">
+      <w:start w:val="1"/>
+      <w:numFmt w:val="bullet"/>
+      <w:lvlText w:val=""/>
+      <w:lvlJc w:val="left"/>
+      <w:pPr>
+        <w:tabs>
+          <w:tab w:val="num" w:pos="2880"/>
+        </w:tabs>
+        <w:ind w:left="2880" w:hanging="360"/>
+      </w:pPr>
+      <w:rPr>
+        <w:rFonts w:ascii="Wingdings" w:hAnsi="Wingdings" w:hint="default"/>
+        <w:sz w:val="20"/>
+      </w:rPr>
+    </w:lvl>
+    <w:lvl w:ilvl="4" w:tentative="1">
+      <w:start w:val="1"/>
+      <w:numFmt w:val="bullet"/>
+      <w:lvlText w:val=""/>
+      <w:lvlJc w:val="left"/>
+      <w:pPr>
+        <w:tabs>
+          <w:tab w:val="num" w:pos="3600"/>
+        </w:tabs>
+        <w:ind w:left="3600" w:hanging="360"/>
+      </w:pPr>
+      <w:rPr>
+        <w:rFonts w:ascii="Wingdings" w:hAnsi="Wingdings" w:hint="default"/>
+        <w:sz w:val="20"/>
+      </w:rPr>
+    </w:lvl>
+    <w:lvl w:ilvl="5" w:tentative="1">
+      <w:start w:val="1"/>
+      <w:numFmt w:val="bullet"/>
+      <w:lvlText w:val=""/>
+      <w:lvlJc w:val="left"/>
+      <w:pPr>
+        <w:tabs>
+          <w:tab w:val="num" w:pos="4320"/>
+        </w:tabs>
+        <w:ind w:left="4320" w:hanging="360"/>
+      </w:pPr>
+      <w:rPr>
+        <w:rFonts w:ascii="Wingdings" w:hAnsi="Wingdings" w:hint="default"/>
+        <w:sz w:val="20"/>
+      </w:rPr>
+    </w:lvl>
+    <w:lvl w:ilvl="6" w:tentative="1">
+      <w:start w:val="1"/>
+      <w:numFmt w:val="bullet"/>
+      <w:lvlText w:val=""/>
+      <w:lvlJc w:val="left"/>
+      <w:pPr>
+        <w:tabs>
+          <w:tab w:val="num" w:pos="5040"/>
+        </w:tabs>
+        <w:ind w:left="5040" w:hanging="360"/>
+      </w:pPr>
+      <w:rPr>
+        <w:rFonts w:ascii="Wingdings" w:hAnsi="Wingdings" w:hint="default"/>
+        <w:sz w:val="20"/>
+      </w:rPr>
+    </w:lvl>
+    <w:lvl w:ilvl="7" w:tentative="1">
+      <w:start w:val="1"/>
+      <w:numFmt w:val="bullet"/>
+      <w:lvlText w:val=""/>
+      <w:lvlJc w:val="left"/>
+      <w:pPr>
+        <w:tabs>
+          <w:tab w:val="num" w:pos="5760"/>
+        </w:tabs>
+        <w:ind w:left="5760" w:hanging="360"/>
+      </w:pPr>
+      <w:rPr>
+        <w:rFonts w:ascii="Wingdings" w:hAnsi="Wingdings" w:hint="default"/>
+        <w:sz w:val="20"/>
+      </w:rPr>
+    </w:lvl>
+    <w:lvl w:ilvl="8" w:tentative="1">
+      <w:start w:val="1"/>
+      <w:numFmt w:val="bullet"/>
+      <w:lvlText w:val=""/>
+      <w:lvlJc w:val="left"/>
+      <w:pPr>
+        <w:tabs>
+          <w:tab w:val="num" w:pos="6480"/>
+        </w:tabs>
+        <w:ind w:left="6480" w:hanging="360"/>
+      </w:pPr>
+      <w:rPr>
+        <w:rFonts w:ascii="Wingdings" w:hAnsi="Wingdings" w:hint="default"/>
+        <w:sz w:val="20"/>
+      </w:rPr>
+    </w:lvl>
+  </w:abstractNum>
+  <w:abstractNum w:abstractNumId="2" w15:restartNumberingAfterBreak="0">
     <w:nsid w:val="08932A82"/>
     <w:multiLevelType w:val="multilevel"/>
     <w:tmpl w:val="F306B7AA"/>
@@ -5440,7 +11130,7 @@
       </w:rPr>
     </w:lvl>
   </w:abstractNum>
-  <w:abstractNum w:abstractNumId="1" w15:restartNumberingAfterBreak="0">
+  <w:abstractNum w:abstractNumId="3" w15:restartNumberingAfterBreak="0">
     <w:nsid w:val="0A632F7B"/>
     <w:multiLevelType w:val="multilevel"/>
     <w:tmpl w:val="870C66D0"/>
@@ -5589,7 +11279,7 @@
       </w:rPr>
     </w:lvl>
   </w:abstractNum>
-  <w:abstractNum w:abstractNumId="2" w15:restartNumberingAfterBreak="0">
+  <w:abstractNum w:abstractNumId="4" w15:restartNumberingAfterBreak="0">
     <w:nsid w:val="0E01001E"/>
     <w:multiLevelType w:val="multilevel"/>
     <w:tmpl w:val="67CA38E6"/>
@@ -5738,7 +11428,7 @@
       </w:rPr>
     </w:lvl>
   </w:abstractNum>
-  <w:abstractNum w:abstractNumId="3" w15:restartNumberingAfterBreak="0">
+  <w:abstractNum w:abstractNumId="5" w15:restartNumberingAfterBreak="0">
     <w:nsid w:val="1B8D33BD"/>
     <w:multiLevelType w:val="multilevel"/>
     <w:tmpl w:val="1368CC6A"/>
@@ -5887,7 +11577,7 @@
       </w:rPr>
     </w:lvl>
   </w:abstractNum>
-  <w:abstractNum w:abstractNumId="4" w15:restartNumberingAfterBreak="0">
+  <w:abstractNum w:abstractNumId="6" w15:restartNumberingAfterBreak="0">
     <w:nsid w:val="1CBF119E"/>
     <w:multiLevelType w:val="multilevel"/>
     <w:tmpl w:val="3F7A8C3A"/>
@@ -6036,7 +11726,7 @@
       </w:rPr>
     </w:lvl>
   </w:abstractNum>
-  <w:abstractNum w:abstractNumId="5" w15:restartNumberingAfterBreak="0">
+  <w:abstractNum w:abstractNumId="7" w15:restartNumberingAfterBreak="0">
     <w:nsid w:val="1E0E3E8F"/>
     <w:multiLevelType w:val="multilevel"/>
     <w:tmpl w:val="4DF07AFC"/>
@@ -6149,7 +11839,7 @@
       </w:pPr>
     </w:lvl>
   </w:abstractNum>
-  <w:abstractNum w:abstractNumId="6" w15:restartNumberingAfterBreak="0">
+  <w:abstractNum w:abstractNumId="8" w15:restartNumberingAfterBreak="0">
     <w:nsid w:val="32801A8D"/>
     <w:multiLevelType w:val="multilevel"/>
     <w:tmpl w:val="A3F8F0DC"/>
@@ -6298,7 +11988,156 @@
       </w:rPr>
     </w:lvl>
   </w:abstractNum>
-  <w:abstractNum w:abstractNumId="7" w15:restartNumberingAfterBreak="0">
+  <w:abstractNum w:abstractNumId="9" w15:restartNumberingAfterBreak="0">
+    <w:nsid w:val="379C24D1"/>
+    <w:multiLevelType w:val="multilevel"/>
+    <w:tmpl w:val="43C2E3AE"/>
+    <w:lvl w:ilvl="0">
+      <w:start w:val="1"/>
+      <w:numFmt w:val="bullet"/>
+      <w:lvlText w:val=""/>
+      <w:lvlJc w:val="left"/>
+      <w:pPr>
+        <w:tabs>
+          <w:tab w:val="num" w:pos="720"/>
+        </w:tabs>
+        <w:ind w:left="720" w:hanging="360"/>
+      </w:pPr>
+      <w:rPr>
+        <w:rFonts w:ascii="Symbol" w:hAnsi="Symbol" w:hint="default"/>
+        <w:sz w:val="20"/>
+      </w:rPr>
+    </w:lvl>
+    <w:lvl w:ilvl="1" w:tentative="1">
+      <w:start w:val="1"/>
+      <w:numFmt w:val="bullet"/>
+      <w:lvlText w:val="o"/>
+      <w:lvlJc w:val="left"/>
+      <w:pPr>
+        <w:tabs>
+          <w:tab w:val="num" w:pos="1440"/>
+        </w:tabs>
+        <w:ind w:left="1440" w:hanging="360"/>
+      </w:pPr>
+      <w:rPr>
+        <w:rFonts w:ascii="Courier New" w:hAnsi="Courier New" w:hint="default"/>
+        <w:sz w:val="20"/>
+      </w:rPr>
+    </w:lvl>
+    <w:lvl w:ilvl="2" w:tentative="1">
+      <w:start w:val="1"/>
+      <w:numFmt w:val="bullet"/>
+      <w:lvlText w:val=""/>
+      <w:lvlJc w:val="left"/>
+      <w:pPr>
+        <w:tabs>
+          <w:tab w:val="num" w:pos="2160"/>
+        </w:tabs>
+        <w:ind w:left="2160" w:hanging="360"/>
+      </w:pPr>
+      <w:rPr>
+        <w:rFonts w:ascii="Wingdings" w:hAnsi="Wingdings" w:hint="default"/>
+        <w:sz w:val="20"/>
+      </w:rPr>
+    </w:lvl>
+    <w:lvl w:ilvl="3" w:tentative="1">
+      <w:start w:val="1"/>
+      <w:numFmt w:val="bullet"/>
+      <w:lvlText w:val=""/>
+      <w:lvlJc w:val="left"/>
+      <w:pPr>
+        <w:tabs>
+          <w:tab w:val="num" w:pos="2880"/>
+        </w:tabs>
+        <w:ind w:left="2880" w:hanging="360"/>
+      </w:pPr>
+      <w:rPr>
+        <w:rFonts w:ascii="Wingdings" w:hAnsi="Wingdings" w:hint="default"/>
+        <w:sz w:val="20"/>
+      </w:rPr>
+    </w:lvl>
+    <w:lvl w:ilvl="4" w:tentative="1">
+      <w:start w:val="1"/>
+      <w:numFmt w:val="bullet"/>
+      <w:lvlText w:val=""/>
+      <w:lvlJc w:val="left"/>
+      <w:pPr>
+        <w:tabs>
+          <w:tab w:val="num" w:pos="3600"/>
+        </w:tabs>
+        <w:ind w:left="3600" w:hanging="360"/>
+      </w:pPr>
+      <w:rPr>
+        <w:rFonts w:ascii="Wingdings" w:hAnsi="Wingdings" w:hint="default"/>
+        <w:sz w:val="20"/>
+      </w:rPr>
+    </w:lvl>
+    <w:lvl w:ilvl="5" w:tentative="1">
+      <w:start w:val="1"/>
+      <w:numFmt w:val="bullet"/>
+      <w:lvlText w:val=""/>
+      <w:lvlJc w:val="left"/>
+      <w:pPr>
+        <w:tabs>
+          <w:tab w:val="num" w:pos="4320"/>
+        </w:tabs>
+        <w:ind w:left="4320" w:hanging="360"/>
+      </w:pPr>
+      <w:rPr>
+        <w:rFonts w:ascii="Wingdings" w:hAnsi="Wingdings" w:hint="default"/>
+        <w:sz w:val="20"/>
+      </w:rPr>
+    </w:lvl>
+    <w:lvl w:ilvl="6" w:tentative="1">
+      <w:start w:val="1"/>
+      <w:numFmt w:val="bullet"/>
+      <w:lvlText w:val=""/>
+      <w:lvlJc w:val="left"/>
+      <w:pPr>
+        <w:tabs>
+          <w:tab w:val="num" w:pos="5040"/>
+        </w:tabs>
+        <w:ind w:left="5040" w:hanging="360"/>
+      </w:pPr>
+      <w:rPr>
+        <w:rFonts w:ascii="Wingdings" w:hAnsi="Wingdings" w:hint="default"/>
+        <w:sz w:val="20"/>
+      </w:rPr>
+    </w:lvl>
+    <w:lvl w:ilvl="7" w:tentative="1">
+      <w:start w:val="1"/>
+      <w:numFmt w:val="bullet"/>
+      <w:lvlText w:val=""/>
+      <w:lvlJc w:val="left"/>
+      <w:pPr>
+        <w:tabs>
+          <w:tab w:val="num" w:pos="5760"/>
+        </w:tabs>
+        <w:ind w:left="5760" w:hanging="360"/>
+      </w:pPr>
+      <w:rPr>
+        <w:rFonts w:ascii="Wingdings" w:hAnsi="Wingdings" w:hint="default"/>
+        <w:sz w:val="20"/>
+      </w:rPr>
+    </w:lvl>
+    <w:lvl w:ilvl="8" w:tentative="1">
+      <w:start w:val="1"/>
+      <w:numFmt w:val="bullet"/>
+      <w:lvlText w:val=""/>
+      <w:lvlJc w:val="left"/>
+      <w:pPr>
+        <w:tabs>
+          <w:tab w:val="num" w:pos="6480"/>
+        </w:tabs>
+        <w:ind w:left="6480" w:hanging="360"/>
+      </w:pPr>
+      <w:rPr>
+        <w:rFonts w:ascii="Wingdings" w:hAnsi="Wingdings" w:hint="default"/>
+        <w:sz w:val="20"/>
+      </w:rPr>
+    </w:lvl>
+  </w:abstractNum>
+  <w:abstractNum w:abstractNumId="10" w15:restartNumberingAfterBreak="0">
     <w:nsid w:val="38D61968"/>
     <w:multiLevelType w:val="multilevel"/>
     <w:tmpl w:val="D3C6123A"/>
@@ -6447,7 +12286,7 @@
       </w:rPr>
     </w:lvl>
   </w:abstractNum>
-  <w:abstractNum w:abstractNumId="8" w15:restartNumberingAfterBreak="0">
+  <w:abstractNum w:abstractNumId="11" w15:restartNumberingAfterBreak="0">
     <w:nsid w:val="41790D8C"/>
     <w:multiLevelType w:val="multilevel"/>
     <w:tmpl w:val="EE5ABA18"/>
@@ -6596,7 +12435,7 @@
       </w:rPr>
     </w:lvl>
   </w:abstractNum>
-  <w:abstractNum w:abstractNumId="9" w15:restartNumberingAfterBreak="0">
+  <w:abstractNum w:abstractNumId="12" w15:restartNumberingAfterBreak="0">
     <w:nsid w:val="46672E9A"/>
     <w:multiLevelType w:val="multilevel"/>
     <w:tmpl w:val="183029F2"/>
@@ -6745,7 +12584,7 @@
       </w:rPr>
     </w:lvl>
   </w:abstractNum>
-  <w:abstractNum w:abstractNumId="10" w15:restartNumberingAfterBreak="0">
+  <w:abstractNum w:abstractNumId="13" w15:restartNumberingAfterBreak="0">
     <w:nsid w:val="498C516D"/>
     <w:multiLevelType w:val="multilevel"/>
     <w:tmpl w:val="F9E0C996"/>
@@ -6858,7 +12697,7 @@
       </w:pPr>
     </w:lvl>
   </w:abstractNum>
-  <w:abstractNum w:abstractNumId="11" w15:restartNumberingAfterBreak="0">
+  <w:abstractNum w:abstractNumId="14" w15:restartNumberingAfterBreak="0">
     <w:nsid w:val="4E205FD0"/>
     <w:multiLevelType w:val="multilevel"/>
     <w:tmpl w:val="DF3E0608"/>
@@ -7007,7 +12846,7 @@
       </w:rPr>
     </w:lvl>
   </w:abstractNum>
-  <w:abstractNum w:abstractNumId="12" w15:restartNumberingAfterBreak="0">
+  <w:abstractNum w:abstractNumId="15" w15:restartNumberingAfterBreak="0">
     <w:nsid w:val="531C0E32"/>
     <w:multiLevelType w:val="multilevel"/>
     <w:tmpl w:val="ADF650A6"/>
@@ -7120,7 +12959,7 @@
       </w:pPr>
     </w:lvl>
   </w:abstractNum>
-  <w:abstractNum w:abstractNumId="13" w15:restartNumberingAfterBreak="0">
+  <w:abstractNum w:abstractNumId="16" w15:restartNumberingAfterBreak="0">
     <w:nsid w:val="5BDC628C"/>
     <w:multiLevelType w:val="multilevel"/>
     <w:tmpl w:val="B83C4AD4"/>
@@ -7269,7 +13108,7 @@
       </w:rPr>
     </w:lvl>
   </w:abstractNum>
-  <w:abstractNum w:abstractNumId="14" w15:restartNumberingAfterBreak="0">
+  <w:abstractNum w:abstractNumId="17" w15:restartNumberingAfterBreak="0">
     <w:nsid w:val="5D1004CF"/>
     <w:multiLevelType w:val="multilevel"/>
     <w:tmpl w:val="5B4831DE"/>
@@ -7418,7 +13257,7 @@
       </w:rPr>
     </w:lvl>
   </w:abstractNum>
-  <w:abstractNum w:abstractNumId="15" w15:restartNumberingAfterBreak="0">
+  <w:abstractNum w:abstractNumId="18" w15:restartNumberingAfterBreak="0">
     <w:nsid w:val="6698191C"/>
     <w:multiLevelType w:val="multilevel"/>
     <w:tmpl w:val="D6E6B1FA"/>
@@ -7567,7 +13406,7 @@
       </w:rPr>
     </w:lvl>
   </w:abstractNum>
-  <w:abstractNum w:abstractNumId="16" w15:restartNumberingAfterBreak="0">
+  <w:abstractNum w:abstractNumId="19" w15:restartNumberingAfterBreak="0">
     <w:nsid w:val="676E22B8"/>
     <w:multiLevelType w:val="multilevel"/>
     <w:tmpl w:val="598821D6"/>
@@ -7716,7 +13555,7 @@
       </w:rPr>
     </w:lvl>
   </w:abstractNum>
-  <w:abstractNum w:abstractNumId="17" w15:restartNumberingAfterBreak="0">
+  <w:abstractNum w:abstractNumId="20" w15:restartNumberingAfterBreak="0">
     <w:nsid w:val="68195598"/>
     <w:multiLevelType w:val="multilevel"/>
     <w:tmpl w:val="E44829EE"/>
@@ -7865,7 +13704,7 @@
       </w:rPr>
     </w:lvl>
   </w:abstractNum>
-  <w:abstractNum w:abstractNumId="18" w15:restartNumberingAfterBreak="0">
+  <w:abstractNum w:abstractNumId="21" w15:restartNumberingAfterBreak="0">
     <w:nsid w:val="75E2431E"/>
     <w:multiLevelType w:val="multilevel"/>
     <w:tmpl w:val="33F81918"/>
@@ -8014,7 +13853,7 @@
       </w:rPr>
     </w:lvl>
   </w:abstractNum>
-  <w:abstractNum w:abstractNumId="19" w15:restartNumberingAfterBreak="0">
+  <w:abstractNum w:abstractNumId="22" w15:restartNumberingAfterBreak="0">
     <w:nsid w:val="7B67678D"/>
     <w:multiLevelType w:val="multilevel"/>
     <w:tmpl w:val="94A884AA"/>
@@ -8163,7 +14002,7 @@
       </w:rPr>
     </w:lvl>
   </w:abstractNum>
-  <w:abstractNum w:abstractNumId="20" w15:restartNumberingAfterBreak="0">
+  <w:abstractNum w:abstractNumId="23" w15:restartNumberingAfterBreak="0">
     <w:nsid w:val="7CEA65EA"/>
     <w:multiLevelType w:val="multilevel"/>
     <w:tmpl w:val="23B075A4"/>
@@ -8312,7 +14151,7 @@
       </w:rPr>
     </w:lvl>
   </w:abstractNum>
-  <w:abstractNum w:abstractNumId="21" w15:restartNumberingAfterBreak="0">
+  <w:abstractNum w:abstractNumId="24" w15:restartNumberingAfterBreak="0">
     <w:nsid w:val="7CFF2527"/>
     <w:multiLevelType w:val="multilevel"/>
     <w:tmpl w:val="E4CC06E8"/>
@@ -8462,70 +14301,79 @@
     </w:lvl>
   </w:abstractNum>
   <w:num w:numId="1" w16cid:durableId="1864399880">
+    <w:abstractNumId w:val="8"/>
+  </w:num>
+  <w:num w:numId="2" w16cid:durableId="2055230875">
     <w:abstractNumId w:val="6"/>
   </w:num>
-  <w:num w:numId="2" w16cid:durableId="2055230875">
+  <w:num w:numId="3" w16cid:durableId="259681777">
+    <w:abstractNumId w:val="16"/>
+  </w:num>
+  <w:num w:numId="4" w16cid:durableId="1810055136">
+    <w:abstractNumId w:val="22"/>
+  </w:num>
+  <w:num w:numId="5" w16cid:durableId="1531650184">
+    <w:abstractNumId w:val="12"/>
+  </w:num>
+  <w:num w:numId="6" w16cid:durableId="1721325284">
+    <w:abstractNumId w:val="3"/>
+  </w:num>
+  <w:num w:numId="7" w16cid:durableId="1317102976">
+    <w:abstractNumId w:val="11"/>
+  </w:num>
+  <w:num w:numId="8" w16cid:durableId="1328899657">
+    <w:abstractNumId w:val="10"/>
+  </w:num>
+  <w:num w:numId="9" w16cid:durableId="1906914136">
+    <w:abstractNumId w:val="14"/>
+  </w:num>
+  <w:num w:numId="10" w16cid:durableId="1958290689">
+    <w:abstractNumId w:val="20"/>
+  </w:num>
+  <w:num w:numId="11" w16cid:durableId="2144958548">
+    <w:abstractNumId w:val="13"/>
+  </w:num>
+  <w:num w:numId="12" w16cid:durableId="1049063617">
+    <w:abstractNumId w:val="2"/>
+  </w:num>
+  <w:num w:numId="13" w16cid:durableId="499203671">
+    <w:abstractNumId w:val="18"/>
+  </w:num>
+  <w:num w:numId="14" w16cid:durableId="629092369">
+    <w:abstractNumId w:val="15"/>
+  </w:num>
+  <w:num w:numId="15" w16cid:durableId="885528696">
+    <w:abstractNumId w:val="24"/>
+  </w:num>
+  <w:num w:numId="16" w16cid:durableId="2013753525">
+    <w:abstractNumId w:val="21"/>
+  </w:num>
+  <w:num w:numId="17" w16cid:durableId="1351646582">
+    <w:abstractNumId w:val="5"/>
+  </w:num>
+  <w:num w:numId="18" w16cid:durableId="1136333724">
+    <w:abstractNumId w:val="19"/>
+  </w:num>
+  <w:num w:numId="19" w16cid:durableId="996373280">
+    <w:abstractNumId w:val="23"/>
+  </w:num>
+  <w:num w:numId="20" w16cid:durableId="1077901590">
+    <w:abstractNumId w:val="17"/>
+  </w:num>
+  <w:num w:numId="21" w16cid:durableId="577060124">
     <w:abstractNumId w:val="4"/>
   </w:num>
-  <w:num w:numId="3" w16cid:durableId="259681777">
-    <w:abstractNumId w:val="13"/>
+  <w:num w:numId="22" w16cid:durableId="1519584106">
+    <w:abstractNumId w:val="7"/>
   </w:num>
-  <w:num w:numId="4" w16cid:durableId="1810055136">
-    <w:abstractNumId w:val="19"/>
-  </w:num>
-  <w:num w:numId="5" w16cid:durableId="1531650184">
+  <w:num w:numId="23" w16cid:durableId="204099827">
     <w:abstractNumId w:val="9"/>
   </w:num>
-  <w:num w:numId="6" w16cid:durableId="1721325284">
-    <w:abstractNumId w:val="1"/>
-  </w:num>
-  <w:num w:numId="7" w16cid:durableId="1317102976">
-    <w:abstractNumId w:val="8"/>
-  </w:num>
-  <w:num w:numId="8" w16cid:durableId="1328899657">
-    <w:abstractNumId w:val="7"/>
-  </w:num>
-  <w:num w:numId="9" w16cid:durableId="1906914136">
-    <w:abstractNumId w:val="11"/>
-  </w:num>
-  <w:num w:numId="10" w16cid:durableId="1958290689">
-    <w:abstractNumId w:val="17"/>
-  </w:num>
-  <w:num w:numId="11" w16cid:durableId="2144958548">
-    <w:abstractNumId w:val="10"/>
-  </w:num>
-  <w:num w:numId="12" w16cid:durableId="1049063617">
+  <w:num w:numId="24" w16cid:durableId="1756710255">
     <w:abstractNumId w:val="0"/>
   </w:num>
-  <w:num w:numId="13" w16cid:durableId="499203671">
-    <w:abstractNumId w:val="15"/>
-  </w:num>
-  <w:num w:numId="14" w16cid:durableId="629092369">
-    <w:abstractNumId w:val="12"/>
-  </w:num>
-  <w:num w:numId="15" w16cid:durableId="885528696">
-    <w:abstractNumId w:val="21"/>
-  </w:num>
-  <w:num w:numId="16" w16cid:durableId="2013753525">
-    <w:abstractNumId w:val="18"/>
-  </w:num>
-  <w:num w:numId="17" w16cid:durableId="1351646582">
-    <w:abstractNumId w:val="3"/>
-  </w:num>
-  <w:num w:numId="18" w16cid:durableId="1136333724">
-    <w:abstractNumId w:val="16"/>
-  </w:num>
-  <w:num w:numId="19" w16cid:durableId="996373280">
-    <w:abstractNumId w:val="20"/>
-  </w:num>
-  <w:num w:numId="20" w16cid:durableId="1077901590">
-    <w:abstractNumId w:val="14"/>
-  </w:num>
-  <w:num w:numId="21" w16cid:durableId="577060124">
-    <w:abstractNumId w:val="2"/>
-  </w:num>
-  <w:num w:numId="22" w16cid:durableId="1519584106">
-    <w:abstractNumId w:val="5"/>
+  <w:num w:numId="25" w16cid:durableId="581531244">
+    <w:abstractNumId w:val="1"/>
   </w:num>
 </w:numbering>
 </file>
@@ -9469,6 +15317,17 @@
       <w:shd w:val="clear" w:color="auto" w:fill="E1DFDD"/>
     </w:rPr>
   </w:style>
+  <w:style w:type="paragraph" w:styleId="NormalWeb">
+    <w:name w:val="Normal (Web)"/>
+    <w:basedOn w:val="Normal"/>
+    <w:uiPriority w:val="99"/>
+    <w:semiHidden/>
+    <w:unhideWhenUsed/>
+    <w:rsid w:val="005C1EF7"/>
+    <w:rPr>
+      <w:rFonts w:ascii="Times New Roman" w:hAnsi="Times New Roman" w:cs="Times New Roman"/>
+    </w:rPr>
+  </w:style>
 </w:styles>
 </file>
 
